--- a/W3/S2 - PRACTICE -  ExpressJS.docx
+++ b/W3/S2 - PRACTICE -  ExpressJS.docx
@@ -73,7 +73,7 @@
           <w:noProof/>
         </w:rPr>
         <w:drawing>
-          <wp:inline distT="0" distB="0" distL="0" distR="0" wp14:anchorId="7576610E" wp14:editId="4D2736E7">
+          <wp:inline distT="0" distB="0" distL="0" distR="0" wp14:anchorId="7576610E" wp14:editId="32D993F5">
             <wp:extent cx="189865" cy="189865"/>
             <wp:effectExtent l="0" t="0" r="635" b="635"/>
             <wp:docPr id="7" name="Picture 7"/>
@@ -160,14 +160,7 @@
         <w:rPr>
           <w:rFonts w:asciiTheme="majorHAnsi" w:hAnsiTheme="majorHAnsi" w:cstheme="majorHAnsi"/>
         </w:rPr>
-        <w:t xml:space="preserve"> and run </w:t>
-      </w:r>
-      <w:proofErr w:type="gramStart"/>
-      <w:r>
-        <w:rPr>
-          <w:rFonts w:asciiTheme="majorHAnsi" w:hAnsiTheme="majorHAnsi" w:cstheme="majorHAnsi"/>
-        </w:rPr>
-        <w:t xml:space="preserve">a </w:t>
+        <w:t xml:space="preserve"> and run a </w:t>
       </w:r>
       <w:r>
         <w:rPr>
@@ -175,7 +168,6 @@
         </w:rPr>
         <w:t>express.js</w:t>
       </w:r>
-      <w:proofErr w:type="gramEnd"/>
       <w:r>
         <w:rPr>
           <w:rFonts w:asciiTheme="majorHAnsi" w:hAnsiTheme="majorHAnsi" w:cstheme="majorHAnsi"/>
@@ -256,21 +248,7 @@
         <w:rPr>
           <w:rFonts w:asciiTheme="majorHAnsi" w:hAnsiTheme="majorHAnsi" w:cstheme="majorHAnsi"/>
         </w:rPr>
-        <w:t xml:space="preserve">Parse </w:t>
-      </w:r>
-      <w:proofErr w:type="gramStart"/>
-      <w:r>
-        <w:rPr>
-          <w:rFonts w:asciiTheme="majorHAnsi" w:hAnsiTheme="majorHAnsi" w:cstheme="majorHAnsi"/>
-        </w:rPr>
-        <w:t>form</w:t>
-      </w:r>
-      <w:proofErr w:type="gramEnd"/>
-      <w:r>
-        <w:rPr>
-          <w:rFonts w:asciiTheme="majorHAnsi" w:hAnsiTheme="majorHAnsi" w:cstheme="majorHAnsi"/>
-        </w:rPr>
-        <w:t xml:space="preserve"> data from </w:t>
+        <w:t xml:space="preserve">Parse form data from </w:t>
       </w:r>
       <w:r>
         <w:rPr>
@@ -535,23 +513,7 @@
           <w:rFonts w:asciiTheme="majorHAnsi" w:hAnsiTheme="majorHAnsi" w:cstheme="majorHAnsi"/>
           <w:color w:val="000000"/>
         </w:rPr>
-        <w:t>know more about Express.js</w:t>
-      </w:r>
-      <w:proofErr w:type="gramStart"/>
-      <w:r>
-        <w:rPr>
-          <w:rFonts w:asciiTheme="majorHAnsi" w:hAnsiTheme="majorHAnsi" w:cstheme="majorHAnsi"/>
-          <w:color w:val="000000"/>
-        </w:rPr>
-        <w:t>’s</w:t>
-      </w:r>
-      <w:proofErr w:type="gramEnd"/>
-      <w:r>
-        <w:rPr>
-          <w:rFonts w:asciiTheme="majorHAnsi" w:hAnsiTheme="majorHAnsi" w:cstheme="majorHAnsi"/>
-          <w:color w:val="000000"/>
-        </w:rPr>
-        <w:t xml:space="preserve"> built-in </w:t>
+        <w:t xml:space="preserve">know more about Express.js’s built-in </w:t>
       </w:r>
       <w:r>
         <w:rPr>
@@ -790,23 +752,7 @@
           <w:rFonts w:asciiTheme="majorHAnsi" w:hAnsiTheme="majorHAnsi" w:cstheme="majorHAnsi"/>
           <w:lang w:val="en-US"/>
         </w:rPr>
-        <w:t xml:space="preserve"> How </w:t>
-      </w:r>
-      <w:proofErr w:type="gramStart"/>
-      <w:r>
-        <w:rPr>
-          <w:rFonts w:asciiTheme="majorHAnsi" w:hAnsiTheme="majorHAnsi" w:cstheme="majorHAnsi"/>
-          <w:lang w:val="en-US"/>
-        </w:rPr>
-        <w:t>to</w:t>
-      </w:r>
-      <w:proofErr w:type="gramEnd"/>
-      <w:r>
-        <w:rPr>
-          <w:rFonts w:asciiTheme="majorHAnsi" w:hAnsiTheme="majorHAnsi" w:cstheme="majorHAnsi"/>
-          <w:lang w:val="en-US"/>
-        </w:rPr>
-        <w:t xml:space="preserve"> submit this practice?</w:t>
+        <w:t xml:space="preserve"> How to submit this practice?</w:t>
       </w:r>
     </w:p>
     <w:p>
@@ -830,23 +776,13 @@
           <w:color w:val="000000"/>
         </w:rPr>
       </w:pPr>
-      <w:proofErr w:type="gramStart"/>
       <w:r>
         <w:rPr>
           <w:rFonts w:asciiTheme="majorHAnsi" w:hAnsiTheme="majorHAnsi" w:cstheme="majorHAnsi"/>
           <w:bCs/>
           <w:color w:val="000000"/>
         </w:rPr>
-        <w:t>Once</w:t>
-      </w:r>
-      <w:proofErr w:type="gramEnd"/>
-      <w:r>
-        <w:rPr>
-          <w:rFonts w:asciiTheme="majorHAnsi" w:hAnsiTheme="majorHAnsi" w:cstheme="majorHAnsi"/>
-          <w:bCs/>
-          <w:color w:val="000000"/>
-        </w:rPr>
-        <w:t xml:space="preserve"> finished</w:t>
+        <w:t>Once finished</w:t>
       </w:r>
       <w:r>
         <w:rPr>
@@ -1081,7 +1017,7 @@
           <w:noProof/>
         </w:rPr>
         <w:drawing>
-          <wp:inline distT="0" distB="0" distL="0" distR="0" wp14:anchorId="053DCD54" wp14:editId="4993FB94">
+          <wp:inline distT="0" distB="0" distL="0" distR="0" wp14:anchorId="053DCD54" wp14:editId="03536F18">
             <wp:extent cx="162127" cy="162127"/>
             <wp:effectExtent l="0" t="0" r="9525" b="9525"/>
             <wp:docPr id="21334147" name="Picture 21334147"/>
@@ -1176,13 +1112,6 @@
       <w:pPr>
         <w:rPr>
           <w:rFonts w:asciiTheme="majorHAnsi" w:hAnsiTheme="majorHAnsi" w:cstheme="majorHAnsi"/>
-        </w:rPr>
-      </w:pPr>
-    </w:p>
-    <w:p>
-      <w:pPr>
-        <w:rPr>
-          <w:rFonts w:asciiTheme="majorHAnsi" w:hAnsiTheme="majorHAnsi" w:cstheme="majorHAnsi"/>
           <w:sz w:val="22"/>
           <w:szCs w:val="22"/>
         </w:rPr>
@@ -1254,6 +1183,86 @@
           <w:szCs w:val="22"/>
         </w:rPr>
       </w:pPr>
+      <w:r>
+        <w:rPr>
+          <w:rFonts w:asciiTheme="majorHAnsi" w:hAnsiTheme="majorHAnsi" w:cstheme="majorHAnsi"/>
+          <w:sz w:val="22"/>
+          <w:szCs w:val="22"/>
+        </w:rPr>
+        <w:t>Challenges</w:t>
+      </w:r>
+      <w:r>
+        <w:rPr>
+          <w:rFonts w:asciiTheme="majorHAnsi" w:hAnsiTheme="majorHAnsi" w:cstheme="majorHAnsi"/>
+          <w:sz w:val="22"/>
+          <w:szCs w:val="22"/>
+        </w:rPr>
+        <w:t xml:space="preserve"> that I faced when using </w:t>
+      </w:r>
+      <w:r>
+        <w:rPr>
+          <w:rFonts w:asciiTheme="majorHAnsi" w:hAnsiTheme="majorHAnsi" w:cstheme="majorHAnsi"/>
+          <w:sz w:val="22"/>
+          <w:szCs w:val="22"/>
+        </w:rPr>
+        <w:t>th</w:t>
+      </w:r>
+      <w:r>
+        <w:rPr>
+          <w:rFonts w:asciiTheme="majorHAnsi" w:hAnsiTheme="majorHAnsi" w:cstheme="majorHAnsi"/>
+          <w:sz w:val="22"/>
+          <w:szCs w:val="22"/>
+        </w:rPr>
+        <w:t>e</w:t>
+      </w:r>
+      <w:r>
+        <w:rPr>
+          <w:rFonts w:asciiTheme="majorHAnsi" w:hAnsiTheme="majorHAnsi" w:cstheme="majorHAnsi"/>
+          <w:sz w:val="22"/>
+          <w:szCs w:val="22"/>
+        </w:rPr>
+        <w:t xml:space="preserve"> native http </w:t>
+      </w:r>
+      <w:r>
+        <w:rPr>
+          <w:rFonts w:asciiTheme="majorHAnsi" w:hAnsiTheme="majorHAnsi" w:cstheme="majorHAnsi"/>
+          <w:sz w:val="22"/>
+          <w:szCs w:val="22"/>
+        </w:rPr>
+        <w:t xml:space="preserve">module </w:t>
+      </w:r>
+      <w:r>
+        <w:rPr>
+          <w:rFonts w:asciiTheme="majorHAnsi" w:hAnsiTheme="majorHAnsi" w:cstheme="majorHAnsi"/>
+          <w:sz w:val="22"/>
+          <w:szCs w:val="22"/>
+        </w:rPr>
+        <w:t>that Express</w:t>
+      </w:r>
+      <w:r>
+        <w:rPr>
+          <w:rFonts w:asciiTheme="majorHAnsi" w:hAnsiTheme="majorHAnsi" w:cstheme="majorHAnsi"/>
+          <w:sz w:val="22"/>
+          <w:szCs w:val="22"/>
+        </w:rPr>
+        <w:t>.js</w:t>
+      </w:r>
+      <w:r>
+        <w:rPr>
+          <w:rFonts w:asciiTheme="majorHAnsi" w:hAnsiTheme="majorHAnsi" w:cstheme="majorHAnsi"/>
+          <w:sz w:val="22"/>
+          <w:szCs w:val="22"/>
+        </w:rPr>
+        <w:t xml:space="preserve"> helps solve</w:t>
+      </w:r>
+      <w:r>
+        <w:rPr>
+          <w:rFonts w:asciiTheme="majorHAnsi" w:hAnsiTheme="majorHAnsi" w:cstheme="majorHAnsi"/>
+          <w:sz w:val="22"/>
+          <w:szCs w:val="22"/>
+        </w:rPr>
+        <w:t>:</w:t>
+      </w:r>
     </w:p>
     <w:p>
       <w:pPr>
@@ -1265,10 +1274,86 @@
         </w:pBdr>
         <w:rPr>
           <w:rFonts w:asciiTheme="majorHAnsi" w:hAnsiTheme="majorHAnsi" w:cstheme="majorHAnsi"/>
-          <w:sz w:val="22"/>
-          <w:szCs w:val="22"/>
-        </w:rPr>
-      </w:pPr>
+          <w:lang w:val="en-US"/>
+        </w:rPr>
+      </w:pPr>
+      <w:r>
+        <w:rPr>
+          <w:rFonts w:asciiTheme="majorHAnsi" w:hAnsiTheme="majorHAnsi" w:cstheme="majorHAnsi"/>
+          <w:sz w:val="22"/>
+          <w:szCs w:val="22"/>
+        </w:rPr>
+        <w:t xml:space="preserve">_ </w:t>
+      </w:r>
+      <w:r>
+        <w:rPr>
+          <w:rFonts w:asciiTheme="majorHAnsi" w:hAnsiTheme="majorHAnsi" w:cstheme="majorHAnsi"/>
+          <w:b/>
+          <w:bCs/>
+          <w:sz w:val="22"/>
+          <w:szCs w:val="22"/>
+        </w:rPr>
+        <w:t>Manual Routing:</w:t>
+      </w:r>
+      <w:r>
+        <w:rPr>
+          <w:rFonts w:asciiTheme="majorHAnsi" w:hAnsiTheme="majorHAnsi" w:cstheme="majorHAnsi"/>
+          <w:lang w:val="en-US"/>
+        </w:rPr>
+        <w:t xml:space="preserve"> must inspect </w:t>
+      </w:r>
+      <w:r>
+        <w:rPr>
+          <w:rFonts w:asciiTheme="majorHAnsi" w:hAnsiTheme="majorHAnsi" w:cstheme="majorHAnsi"/>
+          <w:i/>
+          <w:iCs/>
+          <w:highlight w:val="lightGray"/>
+          <w:lang w:val="en-US"/>
+        </w:rPr>
+        <w:t>req.url</w:t>
+      </w:r>
+      <w:r>
+        <w:rPr>
+          <w:rFonts w:asciiTheme="majorHAnsi" w:hAnsiTheme="majorHAnsi" w:cstheme="majorHAnsi"/>
+          <w:lang w:val="en-US"/>
+        </w:rPr>
+        <w:t> + </w:t>
+      </w:r>
+      <w:proofErr w:type="spellStart"/>
+      <w:proofErr w:type="gramStart"/>
+      <w:r>
+        <w:rPr>
+          <w:rFonts w:asciiTheme="majorHAnsi" w:hAnsiTheme="majorHAnsi" w:cstheme="majorHAnsi"/>
+          <w:i/>
+          <w:iCs/>
+          <w:highlight w:val="lightGray"/>
+          <w:lang w:val="en-US"/>
+        </w:rPr>
+        <w:t>req.method</w:t>
+      </w:r>
+      <w:proofErr w:type="spellEnd"/>
+      <w:proofErr w:type="gramEnd"/>
+      <w:r>
+        <w:rPr>
+          <w:rFonts w:asciiTheme="majorHAnsi" w:hAnsiTheme="majorHAnsi" w:cstheme="majorHAnsi"/>
+          <w:lang w:val="en-US"/>
+        </w:rPr>
+        <w:t xml:space="preserve"> and branch </w:t>
+      </w:r>
+      <w:r>
+        <w:rPr>
+          <w:rFonts w:asciiTheme="majorHAnsi" w:hAnsiTheme="majorHAnsi" w:cstheme="majorHAnsi"/>
+          <w:lang w:val="en-US"/>
+        </w:rPr>
+        <w:t>it my</w:t>
+      </w:r>
+      <w:r>
+        <w:rPr>
+          <w:rFonts w:asciiTheme="majorHAnsi" w:hAnsiTheme="majorHAnsi" w:cstheme="majorHAnsi"/>
+          <w:lang w:val="en-US"/>
+        </w:rPr>
+        <w:t>self.</w:t>
+      </w:r>
     </w:p>
     <w:p>
       <w:pPr>
@@ -1280,10 +1365,49 @@
         </w:pBdr>
         <w:rPr>
           <w:rFonts w:asciiTheme="majorHAnsi" w:hAnsiTheme="majorHAnsi" w:cstheme="majorHAnsi"/>
-          <w:sz w:val="22"/>
-          <w:szCs w:val="22"/>
-        </w:rPr>
-      </w:pPr>
+        </w:rPr>
+      </w:pPr>
+      <w:r>
+        <w:rPr>
+          <w:rFonts w:asciiTheme="majorHAnsi" w:hAnsiTheme="majorHAnsi" w:cstheme="majorHAnsi"/>
+          <w:lang w:val="en-US"/>
+        </w:rPr>
+        <w:t xml:space="preserve">_ </w:t>
+      </w:r>
+      <w:r>
+        <w:rPr>
+          <w:rFonts w:asciiTheme="majorHAnsi" w:hAnsiTheme="majorHAnsi" w:cstheme="majorHAnsi"/>
+          <w:b/>
+          <w:bCs/>
+          <w:lang w:val="en-US"/>
+        </w:rPr>
+        <w:t>Parsing Inputs:</w:t>
+      </w:r>
+      <w:r>
+        <w:rPr>
+          <w:rFonts w:asciiTheme="majorHAnsi" w:hAnsiTheme="majorHAnsi" w:cstheme="majorHAnsi"/>
+          <w:lang w:val="en-US"/>
+        </w:rPr>
+        <w:t xml:space="preserve"> </w:t>
+      </w:r>
+      <w:r>
+        <w:rPr>
+          <w:rFonts w:asciiTheme="majorHAnsi" w:hAnsiTheme="majorHAnsi" w:cstheme="majorHAnsi"/>
+        </w:rPr>
+        <w:t xml:space="preserve">reading request body streams and decoding form/JSON is boilerplate and easy to </w:t>
+      </w:r>
+      <w:r>
+        <w:rPr>
+          <w:rFonts w:asciiTheme="majorHAnsi" w:hAnsiTheme="majorHAnsi" w:cstheme="majorHAnsi"/>
+        </w:rPr>
+        <w:t>make mistake</w:t>
+      </w:r>
+      <w:r>
+        <w:rPr>
+          <w:rFonts w:asciiTheme="majorHAnsi" w:hAnsiTheme="majorHAnsi" w:cstheme="majorHAnsi"/>
+        </w:rPr>
+        <w:t>.</w:t>
+      </w:r>
     </w:p>
     <w:p>
       <w:pPr>
@@ -1299,6 +1423,27 @@
           <w:szCs w:val="22"/>
         </w:rPr>
       </w:pPr>
+      <w:r>
+        <w:rPr>
+          <w:rFonts w:asciiTheme="majorHAnsi" w:hAnsiTheme="majorHAnsi" w:cstheme="majorHAnsi"/>
+        </w:rPr>
+        <w:t xml:space="preserve">_ </w:t>
+      </w:r>
+      <w:r>
+        <w:rPr>
+          <w:rFonts w:asciiTheme="majorHAnsi" w:hAnsiTheme="majorHAnsi" w:cstheme="majorHAnsi"/>
+          <w:b/>
+          <w:bCs/>
+        </w:rPr>
+        <w:t xml:space="preserve">Response Helpers: </w:t>
+      </w:r>
+      <w:r>
+        <w:rPr>
+          <w:rFonts w:asciiTheme="majorHAnsi" w:hAnsiTheme="majorHAnsi" w:cstheme="majorHAnsi"/>
+          <w:lang w:val="en-US"/>
+        </w:rPr>
+        <w:t>setting headers/status/content-type consistently is repetitive</w:t>
+      </w:r>
     </w:p>
     <w:p>
       <w:pPr>
@@ -1314,6 +1459,61 @@
           <w:szCs w:val="22"/>
         </w:rPr>
       </w:pPr>
+      <w:r>
+        <w:rPr>
+          <w:rFonts w:asciiTheme="majorHAnsi" w:hAnsiTheme="majorHAnsi" w:cstheme="majorHAnsi"/>
+          <w:sz w:val="22"/>
+          <w:szCs w:val="22"/>
+        </w:rPr>
+        <w:t xml:space="preserve">_ </w:t>
+      </w:r>
+      <w:r>
+        <w:rPr>
+          <w:rFonts w:asciiTheme="majorHAnsi" w:hAnsiTheme="majorHAnsi" w:cstheme="majorHAnsi"/>
+          <w:b/>
+          <w:bCs/>
+          <w:lang w:val="en-US"/>
+        </w:rPr>
+        <w:t>Error handling:</w:t>
+      </w:r>
+      <w:r>
+        <w:rPr>
+          <w:rFonts w:asciiTheme="majorHAnsi" w:hAnsiTheme="majorHAnsi" w:cstheme="majorHAnsi"/>
+          <w:lang w:val="en-US"/>
+        </w:rPr>
+        <w:t xml:space="preserve"> must wire </w:t>
+      </w:r>
+      <w:proofErr w:type="spellStart"/>
+      <w:proofErr w:type="gramStart"/>
+      <w:r>
+        <w:rPr>
+          <w:rFonts w:asciiTheme="majorHAnsi" w:hAnsiTheme="majorHAnsi" w:cstheme="majorHAnsi"/>
+          <w:i/>
+          <w:iCs/>
+          <w:highlight w:val="lightGray"/>
+          <w:lang w:val="en-US"/>
+        </w:rPr>
+        <w:t>req.on</w:t>
+      </w:r>
+      <w:proofErr w:type="spellEnd"/>
+      <w:proofErr w:type="gramEnd"/>
+      <w:r>
+        <w:rPr>
+          <w:rFonts w:asciiTheme="majorHAnsi" w:hAnsiTheme="majorHAnsi" w:cstheme="majorHAnsi"/>
+          <w:i/>
+          <w:iCs/>
+          <w:highlight w:val="lightGray"/>
+          <w:lang w:val="en-US"/>
+        </w:rPr>
+        <w:t>('error')</w:t>
+      </w:r>
+      <w:r>
+        <w:rPr>
+          <w:rFonts w:asciiTheme="majorHAnsi" w:hAnsiTheme="majorHAnsi" w:cstheme="majorHAnsi"/>
+          <w:lang w:val="en-US"/>
+        </w:rPr>
+        <w:t>, parsing errors, and per-route failures manually</w:t>
+      </w:r>
     </w:p>
     <w:p>
       <w:pPr>
@@ -1329,49 +1529,53 @@
           <w:szCs w:val="22"/>
         </w:rPr>
       </w:pPr>
-    </w:p>
-    <w:p>
-      <w:pPr>
-        <w:rPr>
-          <w:rFonts w:asciiTheme="majorHAnsi" w:hAnsiTheme="majorHAnsi" w:cstheme="majorHAnsi"/>
-          <w:sz w:val="22"/>
-          <w:szCs w:val="22"/>
-        </w:rPr>
-      </w:pPr>
-    </w:p>
-    <w:p>
-      <w:pPr>
-        <w:rPr>
-          <w:rFonts w:asciiTheme="majorHAnsi" w:hAnsiTheme="majorHAnsi" w:cstheme="majorHAnsi"/>
-          <w:sz w:val="22"/>
-          <w:szCs w:val="22"/>
-        </w:rPr>
-      </w:pPr>
+      <w:r>
+        <w:rPr>
+          <w:rFonts w:asciiTheme="majorHAnsi" w:hAnsiTheme="majorHAnsi" w:cstheme="majorHAnsi"/>
+          <w:sz w:val="22"/>
+          <w:szCs w:val="22"/>
+        </w:rPr>
+        <w:t xml:space="preserve">_ </w:t>
+      </w:r>
       <w:r>
         <w:rPr>
           <w:rFonts w:asciiTheme="majorHAnsi" w:hAnsiTheme="majorHAnsi" w:cstheme="majorHAnsi"/>
           <w:b/>
           <w:bCs/>
-          <w:sz w:val="22"/>
-          <w:szCs w:val="22"/>
-        </w:rPr>
-        <w:t>Q2 –</w:t>
-      </w:r>
-      <w:r>
-        <w:rPr>
-          <w:rFonts w:asciiTheme="majorHAnsi" w:hAnsiTheme="majorHAnsi" w:cstheme="majorHAnsi"/>
-          <w:sz w:val="22"/>
-          <w:szCs w:val="22"/>
+          <w:lang w:val="en-US"/>
+        </w:rPr>
+        <w:t>Code structure/scaling:</w:t>
+      </w:r>
+      <w:r>
+        <w:rPr>
+          <w:rFonts w:asciiTheme="majorHAnsi" w:hAnsiTheme="majorHAnsi" w:cstheme="majorHAnsi"/>
+          <w:lang w:val="en-US"/>
+        </w:rPr>
+        <w:t xml:space="preserve"> lots of </w:t>
+      </w:r>
+      <w:r>
+        <w:rPr>
+          <w:rFonts w:asciiTheme="majorHAnsi" w:hAnsiTheme="majorHAnsi" w:cstheme="majorHAnsi"/>
+          <w:i/>
+          <w:iCs/>
+          <w:highlight w:val="lightGray"/>
+          <w:lang w:val="en-US"/>
+        </w:rPr>
+        <w:t>if/switch</w:t>
+      </w:r>
+      <w:r>
+        <w:rPr>
+          <w:rFonts w:asciiTheme="majorHAnsi" w:hAnsiTheme="majorHAnsi" w:cstheme="majorHAnsi"/>
+          <w:lang w:val="en-US"/>
         </w:rPr>
         <w:t xml:space="preserve"> </w:t>
       </w:r>
       <w:r>
         <w:rPr>
           <w:rFonts w:asciiTheme="majorHAnsi" w:hAnsiTheme="majorHAnsi" w:cstheme="majorHAnsi"/>
-          <w:sz w:val="22"/>
-          <w:szCs w:val="22"/>
-        </w:rPr>
-        <w:t>How does Express simplify route handling compared to the native HTTP server?</w:t>
+          <w:lang w:val="en-US"/>
+        </w:rPr>
+        <w:t>logic becomes hard to organize as routes grow</w:t>
       </w:r>
     </w:p>
     <w:p>
@@ -1391,18 +1595,185 @@
     </w:p>
     <w:p>
       <w:pPr>
+        <w:rPr>
+          <w:rFonts w:asciiTheme="majorHAnsi" w:hAnsiTheme="majorHAnsi" w:cstheme="majorHAnsi"/>
+          <w:sz w:val="22"/>
+          <w:szCs w:val="22"/>
+        </w:rPr>
+      </w:pPr>
+    </w:p>
+    <w:p>
+      <w:pPr>
+        <w:rPr>
+          <w:rFonts w:asciiTheme="majorHAnsi" w:hAnsiTheme="majorHAnsi" w:cstheme="majorHAnsi"/>
+          <w:sz w:val="22"/>
+          <w:szCs w:val="22"/>
+        </w:rPr>
+      </w:pPr>
+      <w:r>
+        <w:rPr>
+          <w:rFonts w:asciiTheme="majorHAnsi" w:hAnsiTheme="majorHAnsi" w:cstheme="majorHAnsi"/>
+          <w:b/>
+          <w:bCs/>
+          <w:sz w:val="22"/>
+          <w:szCs w:val="22"/>
+        </w:rPr>
+        <w:t>Q2 –</w:t>
+      </w:r>
+      <w:r>
+        <w:rPr>
+          <w:rFonts w:asciiTheme="majorHAnsi" w:hAnsiTheme="majorHAnsi" w:cstheme="majorHAnsi"/>
+          <w:sz w:val="22"/>
+          <w:szCs w:val="22"/>
+        </w:rPr>
+        <w:t xml:space="preserve"> </w:t>
+      </w:r>
+      <w:r>
+        <w:rPr>
+          <w:rFonts w:asciiTheme="majorHAnsi" w:hAnsiTheme="majorHAnsi" w:cstheme="majorHAnsi"/>
+          <w:sz w:val="22"/>
+          <w:szCs w:val="22"/>
+        </w:rPr>
+        <w:t>How does Express simplify route handling compared to the native HTTP server?</w:t>
+      </w:r>
+    </w:p>
+    <w:p>
+      <w:pPr>
         <w:pBdr>
           <w:top w:val="single" w:sz="4" w:space="1" w:color="auto"/>
           <w:left w:val="single" w:sz="4" w:space="4" w:color="auto"/>
           <w:bottom w:val="single" w:sz="4" w:space="1" w:color="auto"/>
           <w:right w:val="single" w:sz="4" w:space="4" w:color="auto"/>
         </w:pBdr>
-        <w:rPr>
-          <w:rFonts w:asciiTheme="majorHAnsi" w:hAnsiTheme="majorHAnsi" w:cstheme="majorHAnsi"/>
-          <w:sz w:val="22"/>
-          <w:szCs w:val="22"/>
-        </w:rPr>
-      </w:pPr>
+        <w:jc w:val="both"/>
+        <w:rPr>
+          <w:rFonts w:asciiTheme="majorHAnsi" w:hAnsiTheme="majorHAnsi" w:cstheme="majorHAnsi"/>
+          <w:sz w:val="22"/>
+          <w:szCs w:val="22"/>
+        </w:rPr>
+      </w:pPr>
+      <w:r>
+        <w:rPr>
+          <w:rFonts w:asciiTheme="majorHAnsi" w:hAnsiTheme="majorHAnsi" w:cstheme="majorHAnsi"/>
+          <w:sz w:val="22"/>
+          <w:szCs w:val="22"/>
+        </w:rPr>
+        <w:t>Compared to the native HTTP server, Express simply route handling by</w:t>
+      </w:r>
+      <w:r>
+        <w:rPr>
+          <w:rFonts w:asciiTheme="majorHAnsi" w:hAnsiTheme="majorHAnsi" w:cstheme="majorHAnsi"/>
+          <w:sz w:val="22"/>
+          <w:szCs w:val="22"/>
+        </w:rPr>
+        <w:t xml:space="preserve"> </w:t>
+      </w:r>
+      <w:r>
+        <w:rPr>
+          <w:rFonts w:asciiTheme="majorHAnsi" w:hAnsiTheme="majorHAnsi" w:cstheme="majorHAnsi"/>
+          <w:sz w:val="22"/>
+          <w:szCs w:val="22"/>
+        </w:rPr>
+        <w:t>declar</w:t>
+      </w:r>
+      <w:r>
+        <w:rPr>
+          <w:rFonts w:asciiTheme="majorHAnsi" w:hAnsiTheme="majorHAnsi" w:cstheme="majorHAnsi"/>
+          <w:sz w:val="22"/>
+          <w:szCs w:val="22"/>
+        </w:rPr>
+        <w:t>ing routes</w:t>
+      </w:r>
+      <w:r>
+        <w:rPr>
+          <w:rFonts w:asciiTheme="majorHAnsi" w:hAnsiTheme="majorHAnsi" w:cstheme="majorHAnsi"/>
+          <w:sz w:val="22"/>
+          <w:szCs w:val="22"/>
+        </w:rPr>
+        <w:t xml:space="preserve"> directly by method + path</w:t>
+      </w:r>
+      <w:r>
+        <w:rPr>
+          <w:rFonts w:asciiTheme="majorHAnsi" w:hAnsiTheme="majorHAnsi" w:cstheme="majorHAnsi"/>
+          <w:sz w:val="22"/>
+          <w:szCs w:val="22"/>
+        </w:rPr>
+        <w:t xml:space="preserve"> </w:t>
+      </w:r>
+      <w:proofErr w:type="gramStart"/>
+      <w:r>
+        <w:rPr>
+          <w:rFonts w:asciiTheme="majorHAnsi" w:hAnsiTheme="majorHAnsi" w:cstheme="majorHAnsi"/>
+          <w:sz w:val="22"/>
+          <w:szCs w:val="22"/>
+        </w:rPr>
+        <w:t xml:space="preserve">( </w:t>
+      </w:r>
+      <w:proofErr w:type="spellStart"/>
+      <w:r>
+        <w:rPr>
+          <w:rFonts w:asciiTheme="majorHAnsi" w:hAnsiTheme="majorHAnsi" w:cstheme="majorHAnsi"/>
+          <w:sz w:val="22"/>
+          <w:szCs w:val="22"/>
+          <w:highlight w:val="lightGray"/>
+        </w:rPr>
+        <w:t>app.get</w:t>
+      </w:r>
+      <w:proofErr w:type="spellEnd"/>
+      <w:proofErr w:type="gramEnd"/>
+      <w:r>
+        <w:rPr>
+          <w:rFonts w:asciiTheme="majorHAnsi" w:hAnsiTheme="majorHAnsi" w:cstheme="majorHAnsi"/>
+          <w:sz w:val="22"/>
+          <w:szCs w:val="22"/>
+          <w:highlight w:val="lightGray"/>
+        </w:rPr>
+        <w:t>('/contact', ...)</w:t>
+      </w:r>
+      <w:r>
+        <w:rPr>
+          <w:rFonts w:asciiTheme="majorHAnsi" w:hAnsiTheme="majorHAnsi" w:cstheme="majorHAnsi"/>
+          <w:sz w:val="22"/>
+          <w:szCs w:val="22"/>
+        </w:rPr>
+        <w:t>,</w:t>
+      </w:r>
+      <w:r>
+        <w:rPr>
+          <w:rFonts w:asciiTheme="majorHAnsi" w:hAnsiTheme="majorHAnsi" w:cstheme="majorHAnsi"/>
+          <w:sz w:val="22"/>
+          <w:szCs w:val="22"/>
+        </w:rPr>
+        <w:t xml:space="preserve"> </w:t>
+      </w:r>
+      <w:proofErr w:type="spellStart"/>
+      <w:r>
+        <w:rPr>
+          <w:rFonts w:asciiTheme="majorHAnsi" w:hAnsiTheme="majorHAnsi" w:cstheme="majorHAnsi"/>
+          <w:sz w:val="22"/>
+          <w:szCs w:val="22"/>
+          <w:highlight w:val="lightGray"/>
+        </w:rPr>
+        <w:t>app.post</w:t>
+      </w:r>
+      <w:proofErr w:type="spellEnd"/>
+      <w:r>
+        <w:rPr>
+          <w:rFonts w:asciiTheme="majorHAnsi" w:hAnsiTheme="majorHAnsi" w:cstheme="majorHAnsi"/>
+          <w:sz w:val="22"/>
+          <w:szCs w:val="22"/>
+          <w:highlight w:val="lightGray"/>
+        </w:rPr>
+        <w:t>('/contact', ...)</w:t>
+      </w:r>
+      <w:r>
+        <w:rPr>
+          <w:rFonts w:asciiTheme="majorHAnsi" w:hAnsiTheme="majorHAnsi" w:cstheme="majorHAnsi"/>
+          <w:sz w:val="22"/>
+          <w:szCs w:val="22"/>
+        </w:rPr>
+        <w:t>)  instead of using one handler for everything</w:t>
+      </w:r>
     </w:p>
     <w:p>
       <w:pPr>
@@ -1412,12 +1783,163 @@
           <w:bottom w:val="single" w:sz="4" w:space="1" w:color="auto"/>
           <w:right w:val="single" w:sz="4" w:space="4" w:color="auto"/>
         </w:pBdr>
-        <w:rPr>
-          <w:rFonts w:asciiTheme="majorHAnsi" w:hAnsiTheme="majorHAnsi" w:cstheme="majorHAnsi"/>
-          <w:sz w:val="22"/>
-          <w:szCs w:val="22"/>
-        </w:rPr>
-      </w:pPr>
+        <w:jc w:val="both"/>
+        <w:rPr>
+          <w:rFonts w:asciiTheme="majorHAnsi" w:hAnsiTheme="majorHAnsi" w:cstheme="majorHAnsi"/>
+          <w:sz w:val="22"/>
+          <w:szCs w:val="22"/>
+        </w:rPr>
+      </w:pPr>
+      <w:r>
+        <w:rPr>
+          <w:rFonts w:asciiTheme="majorHAnsi" w:hAnsiTheme="majorHAnsi" w:cstheme="majorHAnsi"/>
+          <w:sz w:val="22"/>
+          <w:szCs w:val="22"/>
+        </w:rPr>
+        <w:t xml:space="preserve"> </w:t>
+      </w:r>
+      <w:proofErr w:type="gramStart"/>
+      <w:r>
+        <w:rPr>
+          <w:rFonts w:asciiTheme="majorHAnsi" w:hAnsiTheme="majorHAnsi" w:cstheme="majorHAnsi"/>
+          <w:sz w:val="22"/>
+          <w:szCs w:val="22"/>
+        </w:rPr>
+        <w:t xml:space="preserve">( </w:t>
+      </w:r>
+      <w:r>
+        <w:rPr>
+          <w:rFonts w:asciiTheme="majorHAnsi" w:hAnsiTheme="majorHAnsi" w:cstheme="majorHAnsi"/>
+          <w:sz w:val="22"/>
+          <w:szCs w:val="22"/>
+          <w:highlight w:val="lightGray"/>
+        </w:rPr>
+        <w:t>if</w:t>
+      </w:r>
+      <w:proofErr w:type="gramEnd"/>
+      <w:r>
+        <w:rPr>
+          <w:rFonts w:asciiTheme="majorHAnsi" w:hAnsiTheme="majorHAnsi" w:cstheme="majorHAnsi"/>
+          <w:sz w:val="22"/>
+          <w:szCs w:val="22"/>
+          <w:highlight w:val="lightGray"/>
+        </w:rPr>
+        <w:t xml:space="preserve"> (</w:t>
+      </w:r>
+      <w:proofErr w:type="spellStart"/>
+      <w:r>
+        <w:rPr>
+          <w:rFonts w:asciiTheme="majorHAnsi" w:hAnsiTheme="majorHAnsi" w:cstheme="majorHAnsi"/>
+          <w:sz w:val="22"/>
+          <w:szCs w:val="22"/>
+          <w:highlight w:val="lightGray"/>
+        </w:rPr>
+        <w:t>url</w:t>
+      </w:r>
+      <w:proofErr w:type="spellEnd"/>
+      <w:r>
+        <w:rPr>
+          <w:rFonts w:asciiTheme="majorHAnsi" w:hAnsiTheme="majorHAnsi" w:cstheme="majorHAnsi"/>
+          <w:sz w:val="22"/>
+          <w:szCs w:val="22"/>
+          <w:highlight w:val="lightGray"/>
+        </w:rPr>
+        <w:t xml:space="preserve"> === '/contact' &amp;&amp; method === 'POST') ... else ...</w:t>
+      </w:r>
+      <w:r>
+        <w:rPr>
+          <w:rFonts w:asciiTheme="majorHAnsi" w:hAnsiTheme="majorHAnsi" w:cstheme="majorHAnsi"/>
+          <w:sz w:val="22"/>
+          <w:szCs w:val="22"/>
+        </w:rPr>
+        <w:t xml:space="preserve"> ). And Express has Built-in 404 flow, which just need to</w:t>
+      </w:r>
+      <w:r>
+        <w:rPr>
+          <w:rFonts w:asciiTheme="majorHAnsi" w:hAnsiTheme="majorHAnsi" w:cstheme="majorHAnsi"/>
+          <w:sz w:val="22"/>
+          <w:szCs w:val="22"/>
+        </w:rPr>
+        <w:t xml:space="preserve"> add one </w:t>
+      </w:r>
+      <w:proofErr w:type="spellStart"/>
+      <w:r>
+        <w:rPr>
+          <w:rFonts w:asciiTheme="majorHAnsi" w:hAnsiTheme="majorHAnsi" w:cstheme="majorHAnsi"/>
+          <w:sz w:val="22"/>
+          <w:szCs w:val="22"/>
+          <w:highlight w:val="lightGray"/>
+        </w:rPr>
+        <w:t>app.use</w:t>
+      </w:r>
+      <w:proofErr w:type="spellEnd"/>
+      <w:r>
+        <w:rPr>
+          <w:rFonts w:asciiTheme="majorHAnsi" w:hAnsiTheme="majorHAnsi" w:cstheme="majorHAnsi"/>
+          <w:sz w:val="22"/>
+          <w:szCs w:val="22"/>
+          <w:highlight w:val="lightGray"/>
+        </w:rPr>
+        <w:t>((</w:t>
+      </w:r>
+      <w:proofErr w:type="spellStart"/>
+      <w:proofErr w:type="gramStart"/>
+      <w:r>
+        <w:rPr>
+          <w:rFonts w:asciiTheme="majorHAnsi" w:hAnsiTheme="majorHAnsi" w:cstheme="majorHAnsi"/>
+          <w:sz w:val="22"/>
+          <w:szCs w:val="22"/>
+          <w:highlight w:val="lightGray"/>
+        </w:rPr>
+        <w:t>req,res</w:t>
+      </w:r>
+      <w:proofErr w:type="spellEnd"/>
+      <w:proofErr w:type="gramEnd"/>
+      <w:r>
+        <w:rPr>
+          <w:rFonts w:asciiTheme="majorHAnsi" w:hAnsiTheme="majorHAnsi" w:cstheme="majorHAnsi"/>
+          <w:sz w:val="22"/>
+          <w:szCs w:val="22"/>
+          <w:highlight w:val="lightGray"/>
+        </w:rPr>
+        <w:t>)=&gt;</w:t>
+      </w:r>
+      <w:proofErr w:type="spellStart"/>
+      <w:r>
+        <w:rPr>
+          <w:rFonts w:asciiTheme="majorHAnsi" w:hAnsiTheme="majorHAnsi" w:cstheme="majorHAnsi"/>
+          <w:sz w:val="22"/>
+          <w:szCs w:val="22"/>
+          <w:highlight w:val="lightGray"/>
+        </w:rPr>
+        <w:t>res.status</w:t>
+      </w:r>
+      <w:proofErr w:type="spellEnd"/>
+      <w:r>
+        <w:rPr>
+          <w:rFonts w:asciiTheme="majorHAnsi" w:hAnsiTheme="majorHAnsi" w:cstheme="majorHAnsi"/>
+          <w:sz w:val="22"/>
+          <w:szCs w:val="22"/>
+          <w:highlight w:val="lightGray"/>
+        </w:rPr>
+        <w:t>(404)... )</w:t>
+      </w:r>
+      <w:r>
+        <w:rPr>
+          <w:rFonts w:asciiTheme="majorHAnsi" w:hAnsiTheme="majorHAnsi" w:cstheme="majorHAnsi"/>
+          <w:sz w:val="22"/>
+          <w:szCs w:val="22"/>
+        </w:rPr>
+        <w:t> instead of sprinkling 404 returns</w:t>
+      </w:r>
+      <w:r>
+        <w:rPr>
+          <w:rFonts w:asciiTheme="majorHAnsi" w:hAnsiTheme="majorHAnsi" w:cstheme="majorHAnsi"/>
+          <w:sz w:val="22"/>
+          <w:szCs w:val="22"/>
+        </w:rPr>
+        <w:t xml:space="preserve"> if no routes matches.</w:t>
+      </w:r>
     </w:p>
     <w:p>
       <w:pPr>
@@ -1436,6 +1958,59 @@
     </w:p>
     <w:p>
       <w:pPr>
+        <w:rPr>
+          <w:rFonts w:asciiTheme="majorHAnsi" w:hAnsiTheme="majorHAnsi" w:cstheme="majorHAnsi"/>
+          <w:sz w:val="22"/>
+          <w:szCs w:val="22"/>
+        </w:rPr>
+      </w:pPr>
+    </w:p>
+    <w:p>
+      <w:pPr>
+        <w:rPr>
+          <w:rFonts w:asciiTheme="majorHAnsi" w:hAnsiTheme="majorHAnsi" w:cstheme="majorHAnsi"/>
+          <w:sz w:val="22"/>
+          <w:szCs w:val="22"/>
+        </w:rPr>
+      </w:pPr>
+    </w:p>
+    <w:p>
+      <w:pPr>
+        <w:rPr>
+          <w:rFonts w:asciiTheme="majorHAnsi" w:hAnsiTheme="majorHAnsi" w:cstheme="majorHAnsi"/>
+          <w:sz w:val="22"/>
+          <w:szCs w:val="22"/>
+        </w:rPr>
+      </w:pPr>
+      <w:r>
+        <w:rPr>
+          <w:rFonts w:asciiTheme="majorHAnsi" w:hAnsiTheme="majorHAnsi" w:cstheme="majorHAnsi"/>
+          <w:b/>
+          <w:bCs/>
+          <w:sz w:val="22"/>
+          <w:szCs w:val="22"/>
+        </w:rPr>
+        <w:t>Q3 –</w:t>
+      </w:r>
+      <w:r>
+        <w:rPr>
+          <w:rFonts w:asciiTheme="majorHAnsi" w:hAnsiTheme="majorHAnsi" w:cstheme="majorHAnsi"/>
+          <w:sz w:val="22"/>
+          <w:szCs w:val="22"/>
+        </w:rPr>
+        <w:t xml:space="preserve"> </w:t>
+      </w:r>
+      <w:r>
+        <w:rPr>
+          <w:rFonts w:asciiTheme="majorHAnsi" w:hAnsiTheme="majorHAnsi" w:cstheme="majorHAnsi"/>
+          <w:sz w:val="22"/>
+          <w:szCs w:val="22"/>
+        </w:rPr>
+        <w:t>What does middleware mean in Express, and how would you replicate similar behavior using the native module?</w:t>
+      </w:r>
+    </w:p>
+    <w:p>
+      <w:pPr>
         <w:pBdr>
           <w:top w:val="single" w:sz="4" w:space="1" w:color="auto"/>
           <w:left w:val="single" w:sz="4" w:space="4" w:color="auto"/>
@@ -1448,149 +2023,88 @@
           <w:szCs w:val="22"/>
         </w:rPr>
       </w:pPr>
-    </w:p>
-    <w:p>
-      <w:pPr>
-        <w:pBdr>
-          <w:top w:val="single" w:sz="4" w:space="1" w:color="auto"/>
-          <w:left w:val="single" w:sz="4" w:space="4" w:color="auto"/>
-          <w:bottom w:val="single" w:sz="4" w:space="1" w:color="auto"/>
-          <w:right w:val="single" w:sz="4" w:space="4" w:color="auto"/>
-        </w:pBdr>
-        <w:rPr>
-          <w:rFonts w:asciiTheme="majorHAnsi" w:hAnsiTheme="majorHAnsi" w:cstheme="majorHAnsi"/>
-          <w:sz w:val="22"/>
-          <w:szCs w:val="22"/>
-        </w:rPr>
-      </w:pPr>
-    </w:p>
-    <w:p>
-      <w:pPr>
-        <w:rPr>
-          <w:rFonts w:asciiTheme="majorHAnsi" w:hAnsiTheme="majorHAnsi" w:cstheme="majorHAnsi"/>
-          <w:sz w:val="22"/>
-          <w:szCs w:val="22"/>
-        </w:rPr>
-      </w:pPr>
-    </w:p>
-    <w:p>
-      <w:pPr>
-        <w:rPr>
-          <w:rFonts w:asciiTheme="majorHAnsi" w:hAnsiTheme="majorHAnsi" w:cstheme="majorHAnsi"/>
-          <w:sz w:val="22"/>
-          <w:szCs w:val="22"/>
-        </w:rPr>
-      </w:pPr>
-    </w:p>
-    <w:p>
-      <w:pPr>
-        <w:rPr>
-          <w:rFonts w:asciiTheme="majorHAnsi" w:hAnsiTheme="majorHAnsi" w:cstheme="majorHAnsi"/>
-          <w:sz w:val="22"/>
-          <w:szCs w:val="22"/>
-        </w:rPr>
-      </w:pPr>
-      <w:r>
-        <w:rPr>
-          <w:rFonts w:asciiTheme="majorHAnsi" w:hAnsiTheme="majorHAnsi" w:cstheme="majorHAnsi"/>
-          <w:b/>
-          <w:bCs/>
-          <w:sz w:val="22"/>
-          <w:szCs w:val="22"/>
-        </w:rPr>
-        <w:t>Q3 –</w:t>
-      </w:r>
-      <w:r>
-        <w:rPr>
-          <w:rFonts w:asciiTheme="majorHAnsi" w:hAnsiTheme="majorHAnsi" w:cstheme="majorHAnsi"/>
-          <w:sz w:val="22"/>
-          <w:szCs w:val="22"/>
-        </w:rPr>
-        <w:t xml:space="preserve"> </w:t>
-      </w:r>
-      <w:r>
-        <w:rPr>
-          <w:rFonts w:asciiTheme="majorHAnsi" w:hAnsiTheme="majorHAnsi" w:cstheme="majorHAnsi"/>
-          <w:sz w:val="22"/>
-          <w:szCs w:val="22"/>
-        </w:rPr>
-        <w:t>What does middleware mean in Express, and how would you replicate similar behavior using the native module?</w:t>
-      </w:r>
-    </w:p>
-    <w:p>
-      <w:pPr>
-        <w:pBdr>
-          <w:top w:val="single" w:sz="4" w:space="1" w:color="auto"/>
-          <w:left w:val="single" w:sz="4" w:space="4" w:color="auto"/>
-          <w:bottom w:val="single" w:sz="4" w:space="1" w:color="auto"/>
-          <w:right w:val="single" w:sz="4" w:space="4" w:color="auto"/>
-        </w:pBdr>
-        <w:rPr>
-          <w:rFonts w:asciiTheme="majorHAnsi" w:hAnsiTheme="majorHAnsi" w:cstheme="majorHAnsi"/>
-          <w:sz w:val="22"/>
-          <w:szCs w:val="22"/>
-        </w:rPr>
-      </w:pPr>
-    </w:p>
-    <w:p>
-      <w:pPr>
-        <w:pBdr>
-          <w:top w:val="single" w:sz="4" w:space="1" w:color="auto"/>
-          <w:left w:val="single" w:sz="4" w:space="4" w:color="auto"/>
-          <w:bottom w:val="single" w:sz="4" w:space="1" w:color="auto"/>
-          <w:right w:val="single" w:sz="4" w:space="4" w:color="auto"/>
-        </w:pBdr>
-        <w:rPr>
-          <w:rFonts w:asciiTheme="majorHAnsi" w:hAnsiTheme="majorHAnsi" w:cstheme="majorHAnsi"/>
-          <w:sz w:val="22"/>
-          <w:szCs w:val="22"/>
-        </w:rPr>
-      </w:pPr>
-    </w:p>
-    <w:p>
-      <w:pPr>
-        <w:pBdr>
-          <w:top w:val="single" w:sz="4" w:space="1" w:color="auto"/>
-          <w:left w:val="single" w:sz="4" w:space="4" w:color="auto"/>
-          <w:bottom w:val="single" w:sz="4" w:space="1" w:color="auto"/>
-          <w:right w:val="single" w:sz="4" w:space="4" w:color="auto"/>
-        </w:pBdr>
-        <w:rPr>
-          <w:rFonts w:asciiTheme="majorHAnsi" w:hAnsiTheme="majorHAnsi" w:cstheme="majorHAnsi"/>
-          <w:sz w:val="22"/>
-          <w:szCs w:val="22"/>
-        </w:rPr>
-      </w:pPr>
-    </w:p>
-    <w:p>
-      <w:pPr>
-        <w:pBdr>
-          <w:top w:val="single" w:sz="4" w:space="1" w:color="auto"/>
-          <w:left w:val="single" w:sz="4" w:space="4" w:color="auto"/>
-          <w:bottom w:val="single" w:sz="4" w:space="1" w:color="auto"/>
-          <w:right w:val="single" w:sz="4" w:space="4" w:color="auto"/>
-        </w:pBdr>
-        <w:rPr>
-          <w:rFonts w:asciiTheme="majorHAnsi" w:hAnsiTheme="majorHAnsi" w:cstheme="majorHAnsi"/>
-          <w:sz w:val="22"/>
-          <w:szCs w:val="22"/>
-        </w:rPr>
-      </w:pPr>
-    </w:p>
-    <w:p>
-      <w:pPr>
-        <w:pBdr>
-          <w:top w:val="single" w:sz="4" w:space="1" w:color="auto"/>
-          <w:left w:val="single" w:sz="4" w:space="4" w:color="auto"/>
-          <w:bottom w:val="single" w:sz="4" w:space="1" w:color="auto"/>
-          <w:right w:val="single" w:sz="4" w:space="4" w:color="auto"/>
-        </w:pBdr>
-        <w:rPr>
-          <w:rFonts w:asciiTheme="majorHAnsi" w:hAnsiTheme="majorHAnsi" w:cstheme="majorHAnsi"/>
-          <w:sz w:val="22"/>
-          <w:szCs w:val="22"/>
-        </w:rPr>
-      </w:pPr>
+      <w:r>
+        <w:rPr>
+          <w:rFonts w:asciiTheme="majorHAnsi" w:hAnsiTheme="majorHAnsi" w:cstheme="majorHAnsi"/>
+          <w:sz w:val="22"/>
+          <w:szCs w:val="22"/>
+        </w:rPr>
+        <w:t xml:space="preserve">In Express, Middleware </w:t>
+      </w:r>
+      <w:r>
+        <w:rPr>
+          <w:rFonts w:asciiTheme="majorHAnsi" w:hAnsiTheme="majorHAnsi" w:cstheme="majorHAnsi"/>
+          <w:sz w:val="22"/>
+          <w:szCs w:val="22"/>
+        </w:rPr>
+        <w:t xml:space="preserve">means </w:t>
+      </w:r>
+      <w:r>
+        <w:rPr>
+          <w:rFonts w:asciiTheme="majorHAnsi" w:hAnsiTheme="majorHAnsi" w:cstheme="majorHAnsi"/>
+          <w:sz w:val="22"/>
+          <w:szCs w:val="22"/>
+        </w:rPr>
+        <w:t>a</w:t>
+      </w:r>
+      <w:r>
+        <w:rPr>
+          <w:rFonts w:asciiTheme="majorHAnsi" w:hAnsiTheme="majorHAnsi" w:cstheme="majorHAnsi"/>
+          <w:sz w:val="22"/>
+          <w:szCs w:val="22"/>
+        </w:rPr>
+        <w:t xml:space="preserve"> function that runs in the request pipeline before/after routes (logging, auth, body parsing, etc.), calling </w:t>
+      </w:r>
+      <w:proofErr w:type="gramStart"/>
+      <w:r>
+        <w:rPr>
+          <w:rFonts w:asciiTheme="majorHAnsi" w:hAnsiTheme="majorHAnsi" w:cstheme="majorHAnsi"/>
+          <w:sz w:val="22"/>
+          <w:szCs w:val="22"/>
+        </w:rPr>
+        <w:t>next(</w:t>
+      </w:r>
+      <w:proofErr w:type="gramEnd"/>
+      <w:r>
+        <w:rPr>
+          <w:rFonts w:asciiTheme="majorHAnsi" w:hAnsiTheme="majorHAnsi" w:cstheme="majorHAnsi"/>
+          <w:sz w:val="22"/>
+          <w:szCs w:val="22"/>
+        </w:rPr>
+        <w:t>) passes control onward</w:t>
+      </w:r>
+      <w:r>
+        <w:rPr>
+          <w:rFonts w:asciiTheme="majorHAnsi" w:hAnsiTheme="majorHAnsi" w:cstheme="majorHAnsi"/>
+          <w:sz w:val="22"/>
+          <w:szCs w:val="22"/>
+        </w:rPr>
+        <w:t>. To replicate similar behavior using the native module, I would</w:t>
+      </w:r>
+      <w:r>
+        <w:rPr>
+          <w:rFonts w:asciiTheme="majorHAnsi" w:hAnsiTheme="majorHAnsi" w:cstheme="majorHAnsi"/>
+          <w:sz w:val="22"/>
+          <w:szCs w:val="22"/>
+        </w:rPr>
+        <w:t xml:space="preserve"> build </w:t>
+      </w:r>
+      <w:r>
+        <w:rPr>
+          <w:rFonts w:asciiTheme="majorHAnsi" w:hAnsiTheme="majorHAnsi" w:cstheme="majorHAnsi"/>
+          <w:sz w:val="22"/>
+          <w:szCs w:val="22"/>
+        </w:rPr>
+        <w:t>my</w:t>
+      </w:r>
+      <w:r>
+        <w:rPr>
+          <w:rFonts w:asciiTheme="majorHAnsi" w:hAnsiTheme="majorHAnsi" w:cstheme="majorHAnsi"/>
+          <w:sz w:val="22"/>
+          <w:szCs w:val="22"/>
+        </w:rPr>
+        <w:t xml:space="preserve"> own “pipeline” by running an array of functions in order, then finally routing.</w:t>
+      </w:r>
     </w:p>
     <w:p>
       <w:pPr>
@@ -3376,19 +3890,8 @@
                 <w:szCs w:val="18"/>
                 <w:lang w:val="en-US"/>
               </w:rPr>
-              <w:t xml:space="preserve">  "meta</w:t>
+              <w:t xml:space="preserve">  "meta": {</w:t>
             </w:r>
-            <w:proofErr w:type="gramStart"/>
-            <w:r>
-              <w:rPr>
-                <w:rFonts w:ascii="Consolas" w:hAnsi="Consolas" w:cs="Courier New"/>
-                <w:sz w:val="18"/>
-                <w:szCs w:val="18"/>
-                <w:lang w:val="en-US"/>
-              </w:rPr>
-              <w:t>": {</w:t>
-            </w:r>
-            <w:proofErr w:type="gramEnd"/>
           </w:p>
           <w:p>
             <w:pPr>
@@ -5247,47 +5750,7 @@
           <w:b w:val="0"/>
           <w:bCs w:val="0"/>
         </w:rPr>
-        <w:t xml:space="preserve">How would this API behave under high traffic? What improvements would you need to make for production </w:t>
-      </w:r>
-      <w:proofErr w:type="gramStart"/>
-      <w:r>
-        <w:rPr>
-          <w:rStyle w:val="Strong"/>
-          <w:rFonts w:asciiTheme="majorHAnsi" w:hAnsiTheme="majorHAnsi" w:cstheme="majorHAnsi"/>
-          <w:b w:val="0"/>
-          <w:bCs w:val="0"/>
-        </w:rPr>
-        <w:t>readiness</w:t>
-      </w:r>
-      <w:proofErr w:type="gramEnd"/>
-      <w:r>
-        <w:rPr>
-          <w:rStyle w:val="Strong"/>
-          <w:rFonts w:asciiTheme="majorHAnsi" w:hAnsiTheme="majorHAnsi" w:cstheme="majorHAnsi"/>
-          <w:b w:val="0"/>
-          <w:bCs w:val="0"/>
-        </w:rPr>
-        <w:t xml:space="preserve"> (e.g., rate limiting, </w:t>
-      </w:r>
-      <w:proofErr w:type="gramStart"/>
-      <w:r>
-        <w:rPr>
-          <w:rStyle w:val="Strong"/>
-          <w:rFonts w:asciiTheme="majorHAnsi" w:hAnsiTheme="majorHAnsi" w:cstheme="majorHAnsi"/>
-          <w:b w:val="0"/>
-          <w:bCs w:val="0"/>
-        </w:rPr>
-        <w:t>caching</w:t>
-      </w:r>
-      <w:proofErr w:type="gramEnd"/>
-      <w:r>
-        <w:rPr>
-          <w:rStyle w:val="Strong"/>
-          <w:rFonts w:asciiTheme="majorHAnsi" w:hAnsiTheme="majorHAnsi" w:cstheme="majorHAnsi"/>
-          <w:b w:val="0"/>
-          <w:bCs w:val="0"/>
-        </w:rPr>
-        <w:t>)?</w:t>
+        <w:t>How would this API behave under high traffic? What improvements would you need to make for production readiness (e.g., rate limiting, caching)?</w:t>
       </w:r>
     </w:p>
     <w:p>
@@ -5536,145 +5999,37 @@
 <file path=word/numbering.xml><?xml version="1.0" encoding="utf-8"?>
 <w:numbering xmlns:wpc="http://schemas.microsoft.com/office/word/2010/wordprocessingCanvas" xmlns:cx="http://schemas.microsoft.com/office/drawing/2014/chartex" xmlns:cx1="http://schemas.microsoft.com/office/drawing/2015/9/8/chartex" xmlns:cx2="http://schemas.microsoft.com/office/drawing/2015/10/21/chartex" xmlns:cx3="http://schemas.microsoft.com/office/drawing/2016/5/9/chartex" xmlns:cx4="http://schemas.microsoft.com/office/drawing/2016/5/10/chartex" xmlns:cx5="http://schemas.microsoft.com/office/drawing/2016/5/11/chartex" xmlns:cx6="http://schemas.microsoft.com/office/drawing/2016/5/12/chartex" xmlns:cx7="http://schemas.microsoft.com/office/drawing/2016/5/13/chartex" xmlns:cx8="http://schemas.microsoft.com/office/drawing/2016/5/14/chartex" xmlns:mc="http://schemas.openxmlformats.org/markup-compatibility/2006" xmlns:aink="http://schemas.microsoft.com/office/drawing/2016/ink" xmlns:am3d="http://schemas.microsoft.com/office/drawing/2017/model3d" xmlns:o="urn:schemas-microsoft-com:office:office" xmlns:oel="http://schemas.microsoft.com/office/2019/extlst" xmlns:r="http://schemas.openxmlformats.org/officeDocument/2006/relationships" xmlns:m="http://schemas.openxmlformats.org/officeDocument/2006/math" xmlns:v="urn:schemas-microsoft-com:vml" xmlns:wp14="http://schemas.microsoft.com/office/word/2010/wordprocessingDrawing" xmlns:wp="http://schemas.openxmlformats.org/drawingml/2006/wordprocessingDrawing" xmlns:w10="urn:schemas-microsoft-com:office:word" xmlns:w="http://schemas.openxmlformats.org/wordprocessingml/2006/main" xmlns:w14="http://schemas.microsoft.com/office/word/2010/wordml" xmlns:w15="http://schemas.microsoft.com/office/word/2012/wordml" xmlns:w16cex="http://schemas.microsoft.com/office/word/2018/wordml/cex" xmlns:w16cid="http://schemas.microsoft.com/office/word/2016/wordml/cid" xmlns:w16="http://schemas.microsoft.com/office/word/2018/wordml" xmlns:w16du="http://schemas.microsoft.com/office/word/2023/wordml/word16du" xmlns:w16sdtdh="http://schemas.microsoft.com/office/word/2020/wordml/sdtdatahash" xmlns:w16sdtfl="http://schemas.microsoft.com/office/word/2024/wordml/sdtformatlock" xmlns:w16se="http://schemas.microsoft.com/office/word/2015/wordml/symex" xmlns:wpg="http://schemas.microsoft.com/office/word/2010/wordprocessingGroup" xmlns:wpi="http://schemas.microsoft.com/office/word/2010/wordprocessingInk" xmlns:wne="http://schemas.microsoft.com/office/word/2006/wordml" xmlns:wps="http://schemas.microsoft.com/office/word/2010/wordprocessingShape" mc:Ignorable="w14 w15 w16se w16cid w16 w16cex w16sdtdh w16sdtfl w16du wp14">
   <w:numPicBullet w:numPicBulletId="0">
-    <mc:AlternateContent>
-      <mc:Choice Requires="v">
-        <w:pict>
-          <v:shapetype w14:anchorId="3DC28841" id="_x0000_t75" coordsize="21600,21600" o:spt="75" o:preferrelative="t" path="m@4@5l@4@11@9@11@9@5xe" filled="f" stroked="f">
-            <v:stroke joinstyle="miter"/>
-            <v:formulas>
-              <v:f eqn="if lineDrawn pixelLineWidth 0"/>
-              <v:f eqn="sum @0 1 0"/>
-              <v:f eqn="sum 0 0 @1"/>
-              <v:f eqn="prod @2 1 2"/>
-              <v:f eqn="prod @3 21600 pixelWidth"/>
-              <v:f eqn="prod @3 21600 pixelHeight"/>
-              <v:f eqn="sum @0 0 1"/>
-              <v:f eqn="prod @6 1 2"/>
-              <v:f eqn="prod @7 21600 pixelWidth"/>
-              <v:f eqn="sum @8 21600 0"/>
-              <v:f eqn="prod @7 21600 pixelHeight"/>
-              <v:f eqn="sum @10 21600 0"/>
-            </v:formulas>
-            <v:path o:extrusionok="f" gradientshapeok="t" o:connecttype="rect"/>
-            <o:lock v:ext="edit" aspectratio="t"/>
-          </v:shapetype>
-          <v:shape id="Picture 164364912" o:spid="_x0000_i1025" type="#_x0000_t75" style="width:15pt;height:15pt;visibility:visible;mso-wrap-style:square">
-            <v:imagedata r:id="rId1" o:title=""/>
-          </v:shape>
-        </w:pict>
-      </mc:Choice>
-      <mc:Fallback>
-        <w:drawing>
-          <wp:inline distT="0" distB="0" distL="0" distR="0" wp14:anchorId="2FB1B622" wp14:editId="2FB1B623">
-            <wp:extent cx="190500" cy="190500"/>
-            <wp:effectExtent l="0" t="0" r="0" b="0"/>
-            <wp:docPr id="164364912" name="Picture 164364912"/>
-            <wp:cNvGraphicFramePr>
-              <a:graphicFrameLocks xmlns:a="http://schemas.openxmlformats.org/drawingml/2006/main" noChangeAspect="1"/>
-            </wp:cNvGraphicFramePr>
-            <a:graphic xmlns:a="http://schemas.openxmlformats.org/drawingml/2006/main">
-              <a:graphicData uri="http://schemas.openxmlformats.org/drawingml/2006/picture">
-                <pic:pic xmlns:pic="http://schemas.openxmlformats.org/drawingml/2006/picture">
-                  <pic:nvPicPr>
-                    <pic:cNvPr id="0" name="Picture -1023"/>
-                    <pic:cNvPicPr>
-                      <a:picLocks noChangeAspect="1" noChangeArrowheads="1"/>
-                    </pic:cNvPicPr>
-                  </pic:nvPicPr>
-                  <pic:blipFill>
-                    <a:blip r:embed="rId2">
-                      <a:extLst>
-                        <a:ext uri="{28A0092B-C50C-407E-A947-70E740481C1C}">
-                          <a14:useLocalDpi xmlns:a14="http://schemas.microsoft.com/office/drawing/2010/main" val="0"/>
-                        </a:ext>
-                      </a:extLst>
-                    </a:blip>
-                    <a:srcRect/>
-                    <a:stretch>
-                      <a:fillRect/>
-                    </a:stretch>
-                  </pic:blipFill>
-                  <pic:spPr bwMode="auto">
-                    <a:xfrm>
-                      <a:off x="0" y="0"/>
-                      <a:ext cx="190500" cy="190500"/>
-                    </a:xfrm>
-                    <a:prstGeom prst="rect">
-                      <a:avLst/>
-                    </a:prstGeom>
-                    <a:noFill/>
-                    <a:ln>
-                      <a:noFill/>
-                    </a:ln>
-                  </pic:spPr>
-                </pic:pic>
-              </a:graphicData>
-            </a:graphic>
-          </wp:inline>
-        </w:drawing>
-      </mc:Fallback>
-    </mc:AlternateContent>
+    <w:pict>
+      <v:shapetype id="_x0000_t75" coordsize="21600,21600" o:spt="75" o:preferrelative="t" path="m@4@5l@4@11@9@11@9@5xe" filled="f" stroked="f">
+        <v:stroke joinstyle="miter"/>
+        <v:formulas>
+          <v:f eqn="if lineDrawn pixelLineWidth 0"/>
+          <v:f eqn="sum @0 1 0"/>
+          <v:f eqn="sum 0 0 @1"/>
+          <v:f eqn="prod @2 1 2"/>
+          <v:f eqn="prod @3 21600 pixelWidth"/>
+          <v:f eqn="prod @3 21600 pixelHeight"/>
+          <v:f eqn="sum @0 0 1"/>
+          <v:f eqn="prod @6 1 2"/>
+          <v:f eqn="prod @7 21600 pixelWidth"/>
+          <v:f eqn="sum @8 21600 0"/>
+          <v:f eqn="prod @7 21600 pixelHeight"/>
+          <v:f eqn="sum @10 21600 0"/>
+        </v:formulas>
+        <v:path o:extrusionok="f" gradientshapeok="t" o:connecttype="rect"/>
+        <o:lock v:ext="edit" aspectratio="t"/>
+      </v:shapetype>
+      <v:shape id="_x0000_i1184" type="#_x0000_t75" style="width:15pt;height:15pt;visibility:visible;mso-wrap-style:square" o:bullet="t">
+        <v:imagedata r:id="rId1" o:title=""/>
+      </v:shape>
+    </w:pict>
   </w:numPicBullet>
   <w:numPicBullet w:numPicBulletId="1">
-    <mc:AlternateContent>
-      <mc:Choice Requires="v">
-        <w:pict>
-          <v:shape w14:anchorId="6FC82B23" id="Picture 2002139731" o:spid="_x0000_i1025" type="#_x0000_t75" style="width:12.75pt;height:12.75pt;visibility:visible;mso-wrap-style:square">
-            <v:imagedata r:id="rId3" o:title=""/>
-          </v:shape>
-        </w:pict>
-      </mc:Choice>
-      <mc:Fallback>
-        <w:drawing>
-          <wp:inline distT="0" distB="0" distL="0" distR="0" wp14:anchorId="2FB1B624" wp14:editId="2FB1B625">
-            <wp:extent cx="162127" cy="162127"/>
-            <wp:effectExtent l="0" t="0" r="9525" b="9525"/>
-            <wp:docPr id="2002139731" name="Picture 2002139731"/>
-            <wp:cNvGraphicFramePr>
-              <a:graphicFrameLocks xmlns:a="http://schemas.openxmlformats.org/drawingml/2006/main" noChangeAspect="1"/>
-            </wp:cNvGraphicFramePr>
-            <a:graphic xmlns:a="http://schemas.openxmlformats.org/drawingml/2006/main">
-              <a:graphicData uri="http://schemas.openxmlformats.org/drawingml/2006/picture">
-                <pic:pic xmlns:pic="http://schemas.openxmlformats.org/drawingml/2006/picture">
-                  <pic:nvPicPr>
-                    <pic:cNvPr id="0" name="image2.png"/>
-                    <pic:cNvPicPr>
-                      <a:picLocks noChangeAspect="1" noChangeArrowheads="1"/>
-                    </pic:cNvPicPr>
-                  </pic:nvPicPr>
-                  <pic:blipFill>
-                    <a:blip r:embed="rId4" cstate="print">
-                      <a:extLst>
-                        <a:ext uri="{28A0092B-C50C-407E-A947-70E740481C1C}">
-                          <a14:useLocalDpi xmlns:a14="http://schemas.microsoft.com/office/drawing/2010/main" val="0"/>
-                        </a:ext>
-                      </a:extLst>
-                    </a:blip>
-                    <a:srcRect/>
-                    <a:stretch>
-                      <a:fillRect/>
-                    </a:stretch>
-                  </pic:blipFill>
-                  <pic:spPr bwMode="auto">
-                    <a:xfrm>
-                      <a:off x="0" y="0"/>
-                      <a:ext cx="168480" cy="168480"/>
-                    </a:xfrm>
-                    <a:prstGeom prst="rect">
-                      <a:avLst/>
-                    </a:prstGeom>
-                    <a:noFill/>
-                    <a:ln>
-                      <a:noFill/>
-                    </a:ln>
-                  </pic:spPr>
-                </pic:pic>
-              </a:graphicData>
-            </a:graphic>
-          </wp:inline>
-        </w:drawing>
-      </mc:Fallback>
-    </mc:AlternateContent>
+    <w:pict>
+      <v:shape id="_x0000_i1185" type="#_x0000_t75" style="width:12.85pt;height:12.85pt;visibility:visible;mso-wrap-style:square" o:bullet="t">
+        <v:imagedata r:id="rId2" o:title=""/>
+      </v:shape>
+    </w:pict>
   </w:numPicBullet>
   <w:abstractNum w:abstractNumId="0" w15:restartNumberingAfterBreak="0">
     <w:nsid w:val="06731597"/>
@@ -6017,6 +6372,119 @@
     </w:lvl>
   </w:abstractNum>
   <w:abstractNum w:abstractNumId="3" w15:restartNumberingAfterBreak="0">
+    <w:nsid w:val="0F6A069D"/>
+    <w:multiLevelType w:val="hybridMultilevel"/>
+    <w:tmpl w:val="BD8AE234"/>
+    <w:lvl w:ilvl="0" w:tplc="04090003">
+      <w:start w:val="1"/>
+      <w:numFmt w:val="bullet"/>
+      <w:lvlText w:val="o"/>
+      <w:lvlJc w:val="left"/>
+      <w:pPr>
+        <w:ind w:left="720" w:hanging="360"/>
+      </w:pPr>
+      <w:rPr>
+        <w:rFonts w:ascii="Courier New" w:hAnsi="Courier New" w:cs="Courier New" w:hint="default"/>
+      </w:rPr>
+    </w:lvl>
+    <w:lvl w:ilvl="1" w:tplc="04090003" w:tentative="1">
+      <w:start w:val="1"/>
+      <w:numFmt w:val="bullet"/>
+      <w:lvlText w:val="o"/>
+      <w:lvlJc w:val="left"/>
+      <w:pPr>
+        <w:ind w:left="1440" w:hanging="360"/>
+      </w:pPr>
+      <w:rPr>
+        <w:rFonts w:ascii="Courier New" w:hAnsi="Courier New" w:cs="Courier New" w:hint="default"/>
+      </w:rPr>
+    </w:lvl>
+    <w:lvl w:ilvl="2" w:tplc="04090005" w:tentative="1">
+      <w:start w:val="1"/>
+      <w:numFmt w:val="bullet"/>
+      <w:lvlText w:val=""/>
+      <w:lvlJc w:val="left"/>
+      <w:pPr>
+        <w:ind w:left="2160" w:hanging="360"/>
+      </w:pPr>
+      <w:rPr>
+        <w:rFonts w:ascii="Wingdings" w:hAnsi="Wingdings" w:hint="default"/>
+      </w:rPr>
+    </w:lvl>
+    <w:lvl w:ilvl="3" w:tplc="04090001" w:tentative="1">
+      <w:start w:val="1"/>
+      <w:numFmt w:val="bullet"/>
+      <w:lvlText w:val=""/>
+      <w:lvlJc w:val="left"/>
+      <w:pPr>
+        <w:ind w:left="2880" w:hanging="360"/>
+      </w:pPr>
+      <w:rPr>
+        <w:rFonts w:ascii="Symbol" w:hAnsi="Symbol" w:hint="default"/>
+      </w:rPr>
+    </w:lvl>
+    <w:lvl w:ilvl="4" w:tplc="04090003" w:tentative="1">
+      <w:start w:val="1"/>
+      <w:numFmt w:val="bullet"/>
+      <w:lvlText w:val="o"/>
+      <w:lvlJc w:val="left"/>
+      <w:pPr>
+        <w:ind w:left="3600" w:hanging="360"/>
+      </w:pPr>
+      <w:rPr>
+        <w:rFonts w:ascii="Courier New" w:hAnsi="Courier New" w:cs="Courier New" w:hint="default"/>
+      </w:rPr>
+    </w:lvl>
+    <w:lvl w:ilvl="5" w:tplc="04090005" w:tentative="1">
+      <w:start w:val="1"/>
+      <w:numFmt w:val="bullet"/>
+      <w:lvlText w:val=""/>
+      <w:lvlJc w:val="left"/>
+      <w:pPr>
+        <w:ind w:left="4320" w:hanging="360"/>
+      </w:pPr>
+      <w:rPr>
+        <w:rFonts w:ascii="Wingdings" w:hAnsi="Wingdings" w:hint="default"/>
+      </w:rPr>
+    </w:lvl>
+    <w:lvl w:ilvl="6" w:tplc="04090001" w:tentative="1">
+      <w:start w:val="1"/>
+      <w:numFmt w:val="bullet"/>
+      <w:lvlText w:val=""/>
+      <w:lvlJc w:val="left"/>
+      <w:pPr>
+        <w:ind w:left="5040" w:hanging="360"/>
+      </w:pPr>
+      <w:rPr>
+        <w:rFonts w:ascii="Symbol" w:hAnsi="Symbol" w:hint="default"/>
+      </w:rPr>
+    </w:lvl>
+    <w:lvl w:ilvl="7" w:tplc="04090003" w:tentative="1">
+      <w:start w:val="1"/>
+      <w:numFmt w:val="bullet"/>
+      <w:lvlText w:val="o"/>
+      <w:lvlJc w:val="left"/>
+      <w:pPr>
+        <w:ind w:left="5760" w:hanging="360"/>
+      </w:pPr>
+      <w:rPr>
+        <w:rFonts w:ascii="Courier New" w:hAnsi="Courier New" w:cs="Courier New" w:hint="default"/>
+      </w:rPr>
+    </w:lvl>
+    <w:lvl w:ilvl="8" w:tplc="04090005" w:tentative="1">
+      <w:start w:val="1"/>
+      <w:numFmt w:val="bullet"/>
+      <w:lvlText w:val=""/>
+      <w:lvlJc w:val="left"/>
+      <w:pPr>
+        <w:ind w:left="6480" w:hanging="360"/>
+      </w:pPr>
+      <w:rPr>
+        <w:rFonts w:ascii="Wingdings" w:hAnsi="Wingdings" w:hint="default"/>
+      </w:rPr>
+    </w:lvl>
+  </w:abstractNum>
+  <w:abstractNum w:abstractNumId="4" w15:restartNumberingAfterBreak="0">
     <w:nsid w:val="116914A6"/>
     <w:multiLevelType w:val="multilevel"/>
     <w:tmpl w:val="CFE2A898"/>
@@ -6129,7 +6597,7 @@
       </w:pPr>
     </w:lvl>
   </w:abstractNum>
-  <w:abstractNum w:abstractNumId="4" w15:restartNumberingAfterBreak="0">
+  <w:abstractNum w:abstractNumId="5" w15:restartNumberingAfterBreak="0">
     <w:nsid w:val="118D7DAC"/>
     <w:multiLevelType w:val="hybridMultilevel"/>
     <w:tmpl w:val="28048FDC"/>
@@ -6215,7 +6683,7 @@
       </w:pPr>
     </w:lvl>
   </w:abstractNum>
-  <w:abstractNum w:abstractNumId="5" w15:restartNumberingAfterBreak="0">
+  <w:abstractNum w:abstractNumId="6" w15:restartNumberingAfterBreak="0">
     <w:nsid w:val="11C31399"/>
     <w:multiLevelType w:val="multilevel"/>
     <w:tmpl w:val="F9003A5A"/>
@@ -6328,7 +6796,7 @@
       </w:pPr>
     </w:lvl>
   </w:abstractNum>
-  <w:abstractNum w:abstractNumId="6" w15:restartNumberingAfterBreak="0">
+  <w:abstractNum w:abstractNumId="7" w15:restartNumberingAfterBreak="0">
     <w:nsid w:val="13393073"/>
     <w:multiLevelType w:val="multilevel"/>
     <w:tmpl w:val="DFDEE4DE"/>
@@ -6477,7 +6945,7 @@
       </w:rPr>
     </w:lvl>
   </w:abstractNum>
-  <w:abstractNum w:abstractNumId="7" w15:restartNumberingAfterBreak="0">
+  <w:abstractNum w:abstractNumId="8" w15:restartNumberingAfterBreak="0">
     <w:nsid w:val="14F35821"/>
     <w:multiLevelType w:val="multilevel"/>
     <w:tmpl w:val="73CCD732"/>
@@ -6626,7 +7094,7 @@
       </w:rPr>
     </w:lvl>
   </w:abstractNum>
-  <w:abstractNum w:abstractNumId="8" w15:restartNumberingAfterBreak="0">
+  <w:abstractNum w:abstractNumId="9" w15:restartNumberingAfterBreak="0">
     <w:nsid w:val="151F71C4"/>
     <w:multiLevelType w:val="hybridMultilevel"/>
     <w:tmpl w:val="9D4E5D04"/>
@@ -6739,7 +7207,7 @@
       </w:rPr>
     </w:lvl>
   </w:abstractNum>
-  <w:abstractNum w:abstractNumId="9" w15:restartNumberingAfterBreak="0">
+  <w:abstractNum w:abstractNumId="10" w15:restartNumberingAfterBreak="0">
     <w:nsid w:val="1C25776B"/>
     <w:multiLevelType w:val="multilevel"/>
     <w:tmpl w:val="44C6C580"/>
@@ -6852,7 +7320,7 @@
       </w:pPr>
     </w:lvl>
   </w:abstractNum>
-  <w:abstractNum w:abstractNumId="10" w15:restartNumberingAfterBreak="0">
+  <w:abstractNum w:abstractNumId="11" w15:restartNumberingAfterBreak="0">
     <w:nsid w:val="1FD61612"/>
     <w:multiLevelType w:val="multilevel"/>
     <w:tmpl w:val="D34EFF22"/>
@@ -6965,7 +7433,7 @@
       </w:pPr>
     </w:lvl>
   </w:abstractNum>
-  <w:abstractNum w:abstractNumId="11" w15:restartNumberingAfterBreak="0">
+  <w:abstractNum w:abstractNumId="12" w15:restartNumberingAfterBreak="0">
     <w:nsid w:val="24F16B85"/>
     <w:multiLevelType w:val="hybridMultilevel"/>
     <w:tmpl w:val="5C92BF88"/>
@@ -7078,7 +7546,7 @@
       </w:rPr>
     </w:lvl>
   </w:abstractNum>
-  <w:abstractNum w:abstractNumId="12" w15:restartNumberingAfterBreak="0">
+  <w:abstractNum w:abstractNumId="13" w15:restartNumberingAfterBreak="0">
     <w:nsid w:val="255730BD"/>
     <w:multiLevelType w:val="multilevel"/>
     <w:tmpl w:val="EC5040AC"/>
@@ -7227,7 +7695,7 @@
       </w:rPr>
     </w:lvl>
   </w:abstractNum>
-  <w:abstractNum w:abstractNumId="13" w15:restartNumberingAfterBreak="0">
+  <w:abstractNum w:abstractNumId="14" w15:restartNumberingAfterBreak="0">
     <w:nsid w:val="288818F9"/>
     <w:multiLevelType w:val="multilevel"/>
     <w:tmpl w:val="87CAC7F0"/>
@@ -7340,7 +7808,156 @@
       </w:pPr>
     </w:lvl>
   </w:abstractNum>
-  <w:abstractNum w:abstractNumId="14" w15:restartNumberingAfterBreak="0">
+  <w:abstractNum w:abstractNumId="15" w15:restartNumberingAfterBreak="0">
+    <w:nsid w:val="2C4D3048"/>
+    <w:multiLevelType w:val="multilevel"/>
+    <w:tmpl w:val="136A13CC"/>
+    <w:lvl w:ilvl="0">
+      <w:start w:val="1"/>
+      <w:numFmt w:val="bullet"/>
+      <w:lvlText w:val=""/>
+      <w:lvlJc w:val="left"/>
+      <w:pPr>
+        <w:tabs>
+          <w:tab w:val="num" w:pos="720"/>
+        </w:tabs>
+        <w:ind w:left="720" w:hanging="360"/>
+      </w:pPr>
+      <w:rPr>
+        <w:rFonts w:ascii="Symbol" w:hAnsi="Symbol" w:hint="default"/>
+        <w:sz w:val="20"/>
+      </w:rPr>
+    </w:lvl>
+    <w:lvl w:ilvl="1" w:tentative="1">
+      <w:start w:val="1"/>
+      <w:numFmt w:val="bullet"/>
+      <w:lvlText w:val=""/>
+      <w:lvlJc w:val="left"/>
+      <w:pPr>
+        <w:tabs>
+          <w:tab w:val="num" w:pos="1440"/>
+        </w:tabs>
+        <w:ind w:left="1440" w:hanging="360"/>
+      </w:pPr>
+      <w:rPr>
+        <w:rFonts w:ascii="Symbol" w:hAnsi="Symbol" w:hint="default"/>
+        <w:sz w:val="20"/>
+      </w:rPr>
+    </w:lvl>
+    <w:lvl w:ilvl="2" w:tentative="1">
+      <w:start w:val="1"/>
+      <w:numFmt w:val="bullet"/>
+      <w:lvlText w:val=""/>
+      <w:lvlJc w:val="left"/>
+      <w:pPr>
+        <w:tabs>
+          <w:tab w:val="num" w:pos="2160"/>
+        </w:tabs>
+        <w:ind w:left="2160" w:hanging="360"/>
+      </w:pPr>
+      <w:rPr>
+        <w:rFonts w:ascii="Symbol" w:hAnsi="Symbol" w:hint="default"/>
+        <w:sz w:val="20"/>
+      </w:rPr>
+    </w:lvl>
+    <w:lvl w:ilvl="3" w:tentative="1">
+      <w:start w:val="1"/>
+      <w:numFmt w:val="bullet"/>
+      <w:lvlText w:val=""/>
+      <w:lvlJc w:val="left"/>
+      <w:pPr>
+        <w:tabs>
+          <w:tab w:val="num" w:pos="2880"/>
+        </w:tabs>
+        <w:ind w:left="2880" w:hanging="360"/>
+      </w:pPr>
+      <w:rPr>
+        <w:rFonts w:ascii="Symbol" w:hAnsi="Symbol" w:hint="default"/>
+        <w:sz w:val="20"/>
+      </w:rPr>
+    </w:lvl>
+    <w:lvl w:ilvl="4" w:tentative="1">
+      <w:start w:val="1"/>
+      <w:numFmt w:val="bullet"/>
+      <w:lvlText w:val=""/>
+      <w:lvlJc w:val="left"/>
+      <w:pPr>
+        <w:tabs>
+          <w:tab w:val="num" w:pos="3600"/>
+        </w:tabs>
+        <w:ind w:left="3600" w:hanging="360"/>
+      </w:pPr>
+      <w:rPr>
+        <w:rFonts w:ascii="Symbol" w:hAnsi="Symbol" w:hint="default"/>
+        <w:sz w:val="20"/>
+      </w:rPr>
+    </w:lvl>
+    <w:lvl w:ilvl="5" w:tentative="1">
+      <w:start w:val="1"/>
+      <w:numFmt w:val="bullet"/>
+      <w:lvlText w:val=""/>
+      <w:lvlJc w:val="left"/>
+      <w:pPr>
+        <w:tabs>
+          <w:tab w:val="num" w:pos="4320"/>
+        </w:tabs>
+        <w:ind w:left="4320" w:hanging="360"/>
+      </w:pPr>
+      <w:rPr>
+        <w:rFonts w:ascii="Symbol" w:hAnsi="Symbol" w:hint="default"/>
+        <w:sz w:val="20"/>
+      </w:rPr>
+    </w:lvl>
+    <w:lvl w:ilvl="6" w:tentative="1">
+      <w:start w:val="1"/>
+      <w:numFmt w:val="bullet"/>
+      <w:lvlText w:val=""/>
+      <w:lvlJc w:val="left"/>
+      <w:pPr>
+        <w:tabs>
+          <w:tab w:val="num" w:pos="5040"/>
+        </w:tabs>
+        <w:ind w:left="5040" w:hanging="360"/>
+      </w:pPr>
+      <w:rPr>
+        <w:rFonts w:ascii="Symbol" w:hAnsi="Symbol" w:hint="default"/>
+        <w:sz w:val="20"/>
+      </w:rPr>
+    </w:lvl>
+    <w:lvl w:ilvl="7" w:tentative="1">
+      <w:start w:val="1"/>
+      <w:numFmt w:val="bullet"/>
+      <w:lvlText w:val=""/>
+      <w:lvlJc w:val="left"/>
+      <w:pPr>
+        <w:tabs>
+          <w:tab w:val="num" w:pos="5760"/>
+        </w:tabs>
+        <w:ind w:left="5760" w:hanging="360"/>
+      </w:pPr>
+      <w:rPr>
+        <w:rFonts w:ascii="Symbol" w:hAnsi="Symbol" w:hint="default"/>
+        <w:sz w:val="20"/>
+      </w:rPr>
+    </w:lvl>
+    <w:lvl w:ilvl="8" w:tentative="1">
+      <w:start w:val="1"/>
+      <w:numFmt w:val="bullet"/>
+      <w:lvlText w:val=""/>
+      <w:lvlJc w:val="left"/>
+      <w:pPr>
+        <w:tabs>
+          <w:tab w:val="num" w:pos="6480"/>
+        </w:tabs>
+        <w:ind w:left="6480" w:hanging="360"/>
+      </w:pPr>
+      <w:rPr>
+        <w:rFonts w:ascii="Symbol" w:hAnsi="Symbol" w:hint="default"/>
+        <w:sz w:val="20"/>
+      </w:rPr>
+    </w:lvl>
+  </w:abstractNum>
+  <w:abstractNum w:abstractNumId="16" w15:restartNumberingAfterBreak="0">
     <w:nsid w:val="2C806828"/>
     <w:multiLevelType w:val="hybridMultilevel"/>
     <w:tmpl w:val="35AC6944"/>
@@ -7453,7 +8070,7 @@
       </w:rPr>
     </w:lvl>
   </w:abstractNum>
-  <w:abstractNum w:abstractNumId="15" w15:restartNumberingAfterBreak="0">
+  <w:abstractNum w:abstractNumId="17" w15:restartNumberingAfterBreak="0">
     <w:nsid w:val="2DCD4C4C"/>
     <w:multiLevelType w:val="hybridMultilevel"/>
     <w:tmpl w:val="9FA870EA"/>
@@ -7566,7 +8183,7 @@
       </w:rPr>
     </w:lvl>
   </w:abstractNum>
-  <w:abstractNum w:abstractNumId="16" w15:restartNumberingAfterBreak="0">
+  <w:abstractNum w:abstractNumId="18" w15:restartNumberingAfterBreak="0">
     <w:nsid w:val="34DA50C1"/>
     <w:multiLevelType w:val="multilevel"/>
     <w:tmpl w:val="654808B2"/>
@@ -7679,7 +8296,7 @@
       </w:rPr>
     </w:lvl>
   </w:abstractNum>
-  <w:abstractNum w:abstractNumId="17" w15:restartNumberingAfterBreak="0">
+  <w:abstractNum w:abstractNumId="19" w15:restartNumberingAfterBreak="0">
     <w:nsid w:val="397A4D38"/>
     <w:multiLevelType w:val="multilevel"/>
     <w:tmpl w:val="4BE85BB6"/>
@@ -7792,7 +8409,7 @@
       </w:pPr>
     </w:lvl>
   </w:abstractNum>
-  <w:abstractNum w:abstractNumId="18" w15:restartNumberingAfterBreak="0">
+  <w:abstractNum w:abstractNumId="20" w15:restartNumberingAfterBreak="0">
     <w:nsid w:val="470E392B"/>
     <w:multiLevelType w:val="multilevel"/>
     <w:tmpl w:val="C9043710"/>
@@ -7904,7 +8521,7 @@
       </w:rPr>
     </w:lvl>
   </w:abstractNum>
-  <w:abstractNum w:abstractNumId="19" w15:restartNumberingAfterBreak="0">
+  <w:abstractNum w:abstractNumId="21" w15:restartNumberingAfterBreak="0">
     <w:nsid w:val="47165712"/>
     <w:multiLevelType w:val="multilevel"/>
     <w:tmpl w:val="1E96AC9A"/>
@@ -8053,7 +8670,7 @@
       </w:rPr>
     </w:lvl>
   </w:abstractNum>
-  <w:abstractNum w:abstractNumId="20" w15:restartNumberingAfterBreak="0">
+  <w:abstractNum w:abstractNumId="22" w15:restartNumberingAfterBreak="0">
     <w:nsid w:val="4BDD26BC"/>
     <w:multiLevelType w:val="hybridMultilevel"/>
     <w:tmpl w:val="BBE860CA"/>
@@ -8166,7 +8783,7 @@
       </w:rPr>
     </w:lvl>
   </w:abstractNum>
-  <w:abstractNum w:abstractNumId="21" w15:restartNumberingAfterBreak="0">
+  <w:abstractNum w:abstractNumId="23" w15:restartNumberingAfterBreak="0">
     <w:nsid w:val="4DBF5BB9"/>
     <w:multiLevelType w:val="multilevel"/>
     <w:tmpl w:val="10DACE22"/>
@@ -8315,7 +8932,7 @@
       </w:rPr>
     </w:lvl>
   </w:abstractNum>
-  <w:abstractNum w:abstractNumId="22" w15:restartNumberingAfterBreak="0">
+  <w:abstractNum w:abstractNumId="24" w15:restartNumberingAfterBreak="0">
     <w:nsid w:val="4E0715FF"/>
     <w:multiLevelType w:val="hybridMultilevel"/>
     <w:tmpl w:val="CC14AB74"/>
@@ -8428,7 +9045,7 @@
       </w:rPr>
     </w:lvl>
   </w:abstractNum>
-  <w:abstractNum w:abstractNumId="23" w15:restartNumberingAfterBreak="0">
+  <w:abstractNum w:abstractNumId="25" w15:restartNumberingAfterBreak="0">
     <w:nsid w:val="4F6E6786"/>
     <w:multiLevelType w:val="multilevel"/>
     <w:tmpl w:val="7A0A4524"/>
@@ -8577,7 +9194,7 @@
       </w:rPr>
     </w:lvl>
   </w:abstractNum>
-  <w:abstractNum w:abstractNumId="24" w15:restartNumberingAfterBreak="0">
+  <w:abstractNum w:abstractNumId="26" w15:restartNumberingAfterBreak="0">
     <w:nsid w:val="4F7B67FB"/>
     <w:multiLevelType w:val="multilevel"/>
     <w:tmpl w:val="2BA8260A"/>
@@ -8723,7 +9340,7 @@
       </w:rPr>
     </w:lvl>
   </w:abstractNum>
-  <w:abstractNum w:abstractNumId="25" w15:restartNumberingAfterBreak="0">
+  <w:abstractNum w:abstractNumId="27" w15:restartNumberingAfterBreak="0">
     <w:nsid w:val="583C3A9C"/>
     <w:multiLevelType w:val="hybridMultilevel"/>
     <w:tmpl w:val="793670A6"/>
@@ -8835,7 +9452,7 @@
       </w:rPr>
     </w:lvl>
   </w:abstractNum>
-  <w:abstractNum w:abstractNumId="26" w15:restartNumberingAfterBreak="0">
+  <w:abstractNum w:abstractNumId="28" w15:restartNumberingAfterBreak="0">
     <w:nsid w:val="5C9056CF"/>
     <w:multiLevelType w:val="multilevel"/>
     <w:tmpl w:val="0636B5DC"/>
@@ -8984,7 +9601,7 @@
       </w:rPr>
     </w:lvl>
   </w:abstractNum>
-  <w:abstractNum w:abstractNumId="27" w15:restartNumberingAfterBreak="0">
+  <w:abstractNum w:abstractNumId="29" w15:restartNumberingAfterBreak="0">
     <w:nsid w:val="60112C06"/>
     <w:multiLevelType w:val="multilevel"/>
     <w:tmpl w:val="49209FF2"/>
@@ -9097,7 +9714,7 @@
       </w:pPr>
     </w:lvl>
   </w:abstractNum>
-  <w:abstractNum w:abstractNumId="28" w15:restartNumberingAfterBreak="0">
+  <w:abstractNum w:abstractNumId="30" w15:restartNumberingAfterBreak="0">
     <w:nsid w:val="67185ECE"/>
     <w:multiLevelType w:val="multilevel"/>
     <w:tmpl w:val="7E4A66A0"/>
@@ -9211,7 +9828,7 @@
       </w:rPr>
     </w:lvl>
   </w:abstractNum>
-  <w:abstractNum w:abstractNumId="29" w15:restartNumberingAfterBreak="0">
+  <w:abstractNum w:abstractNumId="31" w15:restartNumberingAfterBreak="0">
     <w:nsid w:val="68652D94"/>
     <w:multiLevelType w:val="hybridMultilevel"/>
     <w:tmpl w:val="7FDCB558"/>
@@ -9324,7 +9941,7 @@
       </w:rPr>
     </w:lvl>
   </w:abstractNum>
-  <w:abstractNum w:abstractNumId="30" w15:restartNumberingAfterBreak="0">
+  <w:abstractNum w:abstractNumId="32" w15:restartNumberingAfterBreak="0">
     <w:nsid w:val="6D605953"/>
     <w:multiLevelType w:val="hybridMultilevel"/>
     <w:tmpl w:val="FF8C222A"/>
@@ -9465,7 +10082,7 @@
       </w:rPr>
     </w:lvl>
   </w:abstractNum>
-  <w:abstractNum w:abstractNumId="31" w15:restartNumberingAfterBreak="0">
+  <w:abstractNum w:abstractNumId="33" w15:restartNumberingAfterBreak="0">
     <w:nsid w:val="6DC141B2"/>
     <w:multiLevelType w:val="multilevel"/>
     <w:tmpl w:val="38FA2460"/>
@@ -9614,7 +10231,7 @@
       </w:rPr>
     </w:lvl>
   </w:abstractNum>
-  <w:abstractNum w:abstractNumId="32" w15:restartNumberingAfterBreak="0">
+  <w:abstractNum w:abstractNumId="34" w15:restartNumberingAfterBreak="0">
     <w:nsid w:val="70FC43DF"/>
     <w:multiLevelType w:val="hybridMultilevel"/>
     <w:tmpl w:val="03BCC2EA"/>
@@ -9727,7 +10344,7 @@
       </w:rPr>
     </w:lvl>
   </w:abstractNum>
-  <w:abstractNum w:abstractNumId="33" w15:restartNumberingAfterBreak="0">
+  <w:abstractNum w:abstractNumId="35" w15:restartNumberingAfterBreak="0">
     <w:nsid w:val="719644CB"/>
     <w:multiLevelType w:val="hybridMultilevel"/>
     <w:tmpl w:val="E800CBC6"/>
@@ -9868,7 +10485,7 @@
       </w:rPr>
     </w:lvl>
   </w:abstractNum>
-  <w:abstractNum w:abstractNumId="34" w15:restartNumberingAfterBreak="0">
+  <w:abstractNum w:abstractNumId="36" w15:restartNumberingAfterBreak="0">
     <w:nsid w:val="73624B18"/>
     <w:multiLevelType w:val="multilevel"/>
     <w:tmpl w:val="2C4A5CF6"/>
@@ -9981,7 +10598,7 @@
       </w:pPr>
     </w:lvl>
   </w:abstractNum>
-  <w:abstractNum w:abstractNumId="35" w15:restartNumberingAfterBreak="0">
+  <w:abstractNum w:abstractNumId="37" w15:restartNumberingAfterBreak="0">
     <w:nsid w:val="782D2DC7"/>
     <w:multiLevelType w:val="multilevel"/>
     <w:tmpl w:val="CEDC7092"/>
@@ -10095,112 +10712,118 @@
     </w:lvl>
   </w:abstractNum>
   <w:num w:numId="1" w16cid:durableId="1721056192">
-    <w:abstractNumId w:val="18"/>
+    <w:abstractNumId w:val="20"/>
   </w:num>
   <w:num w:numId="2" w16cid:durableId="931859328">
-    <w:abstractNumId w:val="28"/>
+    <w:abstractNumId w:val="30"/>
   </w:num>
   <w:num w:numId="3" w16cid:durableId="30225250">
-    <w:abstractNumId w:val="16"/>
+    <w:abstractNumId w:val="18"/>
   </w:num>
   <w:num w:numId="4" w16cid:durableId="1336422048">
     <w:abstractNumId w:val="1"/>
   </w:num>
   <w:num w:numId="5" w16cid:durableId="1117798882">
-    <w:abstractNumId w:val="32"/>
+    <w:abstractNumId w:val="34"/>
   </w:num>
   <w:num w:numId="6" w16cid:durableId="1068263344">
-    <w:abstractNumId w:val="8"/>
+    <w:abstractNumId w:val="9"/>
   </w:num>
   <w:num w:numId="7" w16cid:durableId="1466771675">
-    <w:abstractNumId w:val="25"/>
+    <w:abstractNumId w:val="27"/>
   </w:num>
   <w:num w:numId="8" w16cid:durableId="2074964014">
     <w:abstractNumId w:val="0"/>
   </w:num>
   <w:num w:numId="9" w16cid:durableId="143862138">
-    <w:abstractNumId w:val="29"/>
+    <w:abstractNumId w:val="31"/>
   </w:num>
   <w:num w:numId="10" w16cid:durableId="1263955371">
     <w:abstractNumId w:val="2"/>
   </w:num>
   <w:num w:numId="11" w16cid:durableId="658079076">
+    <w:abstractNumId w:val="12"/>
+  </w:num>
+  <w:num w:numId="12" w16cid:durableId="1716543812">
+    <w:abstractNumId w:val="5"/>
+  </w:num>
+  <w:num w:numId="13" w16cid:durableId="1972317950">
+    <w:abstractNumId w:val="24"/>
+  </w:num>
+  <w:num w:numId="14" w16cid:durableId="1399784206">
+    <w:abstractNumId w:val="26"/>
+  </w:num>
+  <w:num w:numId="15" w16cid:durableId="1986205790">
+    <w:abstractNumId w:val="37"/>
+  </w:num>
+  <w:num w:numId="16" w16cid:durableId="1526405707">
+    <w:abstractNumId w:val="19"/>
+  </w:num>
+  <w:num w:numId="17" w16cid:durableId="606735709">
+    <w:abstractNumId w:val="28"/>
+  </w:num>
+  <w:num w:numId="18" w16cid:durableId="952789783">
     <w:abstractNumId w:val="11"/>
   </w:num>
-  <w:num w:numId="12" w16cid:durableId="1716543812">
+  <w:num w:numId="19" w16cid:durableId="2026399900">
+    <w:abstractNumId w:val="33"/>
+  </w:num>
+  <w:num w:numId="20" w16cid:durableId="145435942">
+    <w:abstractNumId w:val="32"/>
+  </w:num>
+  <w:num w:numId="21" w16cid:durableId="1497765033">
+    <w:abstractNumId w:val="35"/>
+  </w:num>
+  <w:num w:numId="22" w16cid:durableId="846213501">
+    <w:abstractNumId w:val="29"/>
+  </w:num>
+  <w:num w:numId="23" w16cid:durableId="864828705">
+    <w:abstractNumId w:val="23"/>
+  </w:num>
+  <w:num w:numId="24" w16cid:durableId="1477524579">
+    <w:abstractNumId w:val="7"/>
+  </w:num>
+  <w:num w:numId="25" w16cid:durableId="830370475">
+    <w:abstractNumId w:val="13"/>
+  </w:num>
+  <w:num w:numId="26" w16cid:durableId="290089363">
+    <w:abstractNumId w:val="21"/>
+  </w:num>
+  <w:num w:numId="27" w16cid:durableId="65614804">
+    <w:abstractNumId w:val="25"/>
+  </w:num>
+  <w:num w:numId="28" w16cid:durableId="202450395">
+    <w:abstractNumId w:val="8"/>
+  </w:num>
+  <w:num w:numId="29" w16cid:durableId="579144581">
     <w:abstractNumId w:val="4"/>
   </w:num>
-  <w:num w:numId="13" w16cid:durableId="1972317950">
+  <w:num w:numId="30" w16cid:durableId="2079327118">
+    <w:abstractNumId w:val="14"/>
+  </w:num>
+  <w:num w:numId="31" w16cid:durableId="479227003">
+    <w:abstractNumId w:val="10"/>
+  </w:num>
+  <w:num w:numId="32" w16cid:durableId="1744838334">
+    <w:abstractNumId w:val="36"/>
+  </w:num>
+  <w:num w:numId="33" w16cid:durableId="2108848629">
+    <w:abstractNumId w:val="6"/>
+  </w:num>
+  <w:num w:numId="34" w16cid:durableId="1398673102">
+    <w:abstractNumId w:val="17"/>
+  </w:num>
+  <w:num w:numId="35" w16cid:durableId="774714071">
+    <w:abstractNumId w:val="16"/>
+  </w:num>
+  <w:num w:numId="36" w16cid:durableId="544372825">
     <w:abstractNumId w:val="22"/>
   </w:num>
-  <w:num w:numId="14" w16cid:durableId="1399784206">
-    <w:abstractNumId w:val="24"/>
-  </w:num>
-  <w:num w:numId="15" w16cid:durableId="1986205790">
-    <w:abstractNumId w:val="35"/>
-  </w:num>
-  <w:num w:numId="16" w16cid:durableId="1526405707">
-    <w:abstractNumId w:val="17"/>
-  </w:num>
-  <w:num w:numId="17" w16cid:durableId="606735709">
-    <w:abstractNumId w:val="26"/>
-  </w:num>
-  <w:num w:numId="18" w16cid:durableId="952789783">
-    <w:abstractNumId w:val="10"/>
-  </w:num>
-  <w:num w:numId="19" w16cid:durableId="2026399900">
-    <w:abstractNumId w:val="31"/>
-  </w:num>
-  <w:num w:numId="20" w16cid:durableId="145435942">
-    <w:abstractNumId w:val="30"/>
-  </w:num>
-  <w:num w:numId="21" w16cid:durableId="1497765033">
-    <w:abstractNumId w:val="33"/>
-  </w:num>
-  <w:num w:numId="22" w16cid:durableId="846213501">
-    <w:abstractNumId w:val="27"/>
-  </w:num>
-  <w:num w:numId="23" w16cid:durableId="864828705">
-    <w:abstractNumId w:val="21"/>
-  </w:num>
-  <w:num w:numId="24" w16cid:durableId="1477524579">
-    <w:abstractNumId w:val="6"/>
-  </w:num>
-  <w:num w:numId="25" w16cid:durableId="830370475">
-    <w:abstractNumId w:val="12"/>
-  </w:num>
-  <w:num w:numId="26" w16cid:durableId="290089363">
-    <w:abstractNumId w:val="19"/>
-  </w:num>
-  <w:num w:numId="27" w16cid:durableId="65614804">
-    <w:abstractNumId w:val="23"/>
-  </w:num>
-  <w:num w:numId="28" w16cid:durableId="202450395">
-    <w:abstractNumId w:val="7"/>
-  </w:num>
-  <w:num w:numId="29" w16cid:durableId="579144581">
+  <w:num w:numId="37" w16cid:durableId="1908224827">
     <w:abstractNumId w:val="3"/>
   </w:num>
-  <w:num w:numId="30" w16cid:durableId="2079327118">
-    <w:abstractNumId w:val="13"/>
-  </w:num>
-  <w:num w:numId="31" w16cid:durableId="479227003">
-    <w:abstractNumId w:val="9"/>
-  </w:num>
-  <w:num w:numId="32" w16cid:durableId="1744838334">
-    <w:abstractNumId w:val="34"/>
-  </w:num>
-  <w:num w:numId="33" w16cid:durableId="2108848629">
-    <w:abstractNumId w:val="5"/>
-  </w:num>
-  <w:num w:numId="34" w16cid:durableId="1398673102">
+  <w:num w:numId="38" w16cid:durableId="1570573435">
     <w:abstractNumId w:val="15"/>
-  </w:num>
-  <w:num w:numId="35" w16cid:durableId="774714071">
-    <w:abstractNumId w:val="14"/>
-  </w:num>
-  <w:num w:numId="36" w16cid:durableId="544372825">
-    <w:abstractNumId w:val="20"/>
   </w:num>
 </w:numbering>
 </file>
@@ -10732,7 +11355,6 @@
   <w:style w:type="character" w:default="1" w:styleId="DefaultParagraphFont">
     <w:name w:val="Default Paragraph Font"/>
     <w:uiPriority w:val="1"/>
-    <w:semiHidden/>
     <w:unhideWhenUsed/>
   </w:style>
   <w:style w:type="table" w:default="1" w:styleId="TableNormal">

--- a/W3/S2 - PRACTICE -  ExpressJS.docx
+++ b/W3/S2 - PRACTICE -  ExpressJS.docx
@@ -2053,7 +2053,23 @@
           <w:sz w:val="22"/>
           <w:szCs w:val="22"/>
         </w:rPr>
-        <w:t xml:space="preserve"> function that runs in the request pipeline before/after routes (logging, auth, body parsing, etc.), calling </w:t>
+        <w:t xml:space="preserve"> function </w:t>
+      </w:r>
+      <w:r>
+        <w:rPr>
+          <w:rFonts w:asciiTheme="majorHAnsi" w:hAnsiTheme="majorHAnsi" w:cstheme="majorHAnsi"/>
+          <w:sz w:val="22"/>
+          <w:szCs w:val="22"/>
+        </w:rPr>
+        <w:t>that run before route handler</w:t>
+      </w:r>
+      <w:r>
+        <w:rPr>
+          <w:rFonts w:asciiTheme="majorHAnsi" w:hAnsiTheme="majorHAnsi" w:cstheme="majorHAnsi"/>
+          <w:sz w:val="22"/>
+          <w:szCs w:val="22"/>
+        </w:rPr>
+        <w:t>, calling </w:t>
       </w:r>
       <w:proofErr w:type="gramStart"/>
       <w:r>
@@ -6019,14 +6035,14 @@
         <v:path o:extrusionok="f" gradientshapeok="t" o:connecttype="rect"/>
         <o:lock v:ext="edit" aspectratio="t"/>
       </v:shapetype>
-      <v:shape id="_x0000_i1184" type="#_x0000_t75" style="width:15pt;height:15pt;visibility:visible;mso-wrap-style:square" o:bullet="t">
+      <v:shape id="_x0000_i1194" type="#_x0000_t75" style="width:15.25pt;height:15.25pt;visibility:visible;mso-wrap-style:square" o:bullet="t">
         <v:imagedata r:id="rId1" o:title=""/>
       </v:shape>
     </w:pict>
   </w:numPicBullet>
   <w:numPicBullet w:numPicBulletId="1">
     <w:pict>
-      <v:shape id="_x0000_i1185" type="#_x0000_t75" style="width:12.85pt;height:12.85pt;visibility:visible;mso-wrap-style:square" o:bullet="t">
+      <v:shape id="_x0000_i1195" type="#_x0000_t75" style="width:12.9pt;height:12.9pt;visibility:visible;mso-wrap-style:square" o:bullet="t">
         <v:imagedata r:id="rId2" o:title=""/>
       </v:shape>
     </w:pict>
